--- a/TASK 1/The London Zoo Task1.docx
+++ b/TASK 1/The London Zoo Task1.docx
@@ -29,7 +29,29 @@
     </w:p>
     <w:p>
       <w:r>
-        <w:t>Introduction:</w:t>
+        <w:rPr>
+          <w:i/>
+          <w:iCs/>
+          <w:u w:val="single"/>
+        </w:rPr>
+        <w:t>Introduction</w:t>
+      </w:r>
+      <w:r>
+        <w:t>:</w:t>
+      </w:r>
+    </w:p>
+    <w:p>
+      <w:r>
+        <w:t xml:space="preserve">This document outlines the analysis and design of a digital platform intended to support visitor navigation, information access and operational data management within the London Zoo. The </w:t>
+      </w:r>
+      <w:r>
+        <w:t>document examines the business context, research into relevant technologies, and the function and non-functional requirements of the system</w:t>
+      </w:r>
+      <w:r>
+        <w:t>. It then presents the syste</w:t>
+      </w:r>
+      <w:r>
+        <w:t>m architecture, interface design, algorithms and testing strategy used to ensure the solution is reliable, secure and accessible.</w:t>
       </w:r>
     </w:p>
     <w:p>
@@ -295,7 +317,29 @@
           <w:lang w:eastAsia="en-GB"/>
           <w14:ligatures w14:val="none"/>
         </w:rPr>
-        <w:t> Employs high-performance storage (like Solidigm drives) to handle massive datasets for faster analysis.</w:t>
+        <w:t xml:space="preserve"> Employs high-performance storage (like </w:t>
+      </w:r>
+      <w:proofErr w:type="spellStart"/>
+      <w:r>
+        <w:rPr>
+          <w:rFonts w:ascii="Arial" w:eastAsia="Times New Roman" w:hAnsi="Arial" w:cs="Arial"/>
+          <w:color w:val="E6E8F0"/>
+          <w:kern w:val="0"/>
+          <w:lang w:eastAsia="en-GB"/>
+          <w14:ligatures w14:val="none"/>
+        </w:rPr>
+        <w:t>Solidigm</w:t>
+      </w:r>
+      <w:proofErr w:type="spellEnd"/>
+      <w:r>
+        <w:rPr>
+          <w:rFonts w:ascii="Arial" w:eastAsia="Times New Roman" w:hAnsi="Arial" w:cs="Arial"/>
+          <w:color w:val="E6E8F0"/>
+          <w:kern w:val="0"/>
+          <w:lang w:eastAsia="en-GB"/>
+          <w14:ligatures w14:val="none"/>
+        </w:rPr>
+        <w:t xml:space="preserve"> drives) to handle massive datasets for faster analysis.</w:t>
       </w:r>
     </w:p>
     <w:p>
@@ -320,6 +364,7 @@
           <w:lang w:eastAsia="en-GB"/>
           <w14:ligatures w14:val="none"/>
         </w:rPr>
+        <w:lastRenderedPageBreak/>
         <w:t>Mobile App:</w:t>
       </w:r>
       <w:r>
@@ -409,7 +454,6 @@
           <w:lang w:eastAsia="en-GB"/>
           <w14:ligatures w14:val="none"/>
         </w:rPr>
-        <w:lastRenderedPageBreak/>
         <w:t>Assistance Animals:</w:t>
       </w:r>
       <w:r>
@@ -477,7 +521,13 @@
         <w:ind w:left="567"/>
       </w:pPr>
       <w:r>
-        <w:t>GDPR regulates the collection, storage and processing of personal date for users within the UK and EU.</w:t>
+        <w:t xml:space="preserve">GDPR regulates the collection, storage and processing of personal </w:t>
+      </w:r>
+      <w:r>
+        <w:t xml:space="preserve">data </w:t>
+      </w:r>
+      <w:r>
+        <w:t>for users within the UK and EU.</w:t>
       </w:r>
     </w:p>
     <w:p>
@@ -602,6 +652,7 @@
     </w:p>
     <w:p>
       <w:r>
+        <w:lastRenderedPageBreak/>
         <w:t xml:space="preserve">- The system should provide real time navigation maps to assist both staff and visitors through the London Zoo. </w:t>
       </w:r>
     </w:p>
@@ -633,139 +684,193 @@
     </w:p>
     <w:p>
       <w:r>
-        <w:t>The system should be accessible to a variety of users suffering from disabilities such as motor impairments, vision impairments and hearing impairments by following recognised guidelines.</w:t>
+        <w:t>The system shall be accessible to users with motor, visual and hearing impairments in compliance with WCAG 2.1 Level AA guidelines, providing a minimum contrast ratio of 4.5:1 and resizable text up to 200% without loss of functionality.</w:t>
+      </w:r>
+    </w:p>
+    <w:p>
+      <w:r>
+        <w:t>The system should protect user data through authorisation protocol</w:t>
+      </w:r>
+      <w:r>
+        <w:t>s such as https</w:t>
+      </w:r>
+      <w:r>
+        <w:t xml:space="preserve"> to authorise user data request </w:t>
+      </w:r>
+      <w:r>
+        <w:t xml:space="preserve">attempts. Passwords shall be hashed using </w:t>
+      </w:r>
+      <w:proofErr w:type="spellStart"/>
+      <w:r>
+        <w:t>bcrypt</w:t>
+      </w:r>
+      <w:proofErr w:type="spellEnd"/>
+      <w:r>
+        <w:t xml:space="preserve"> before storage. Authentication tokens shall expire after 24hours of inactivity.</w:t>
+      </w:r>
+    </w:p>
+    <w:p>
+      <w:r>
+        <w:t>The system should be responsive to invalid or unexpected user input in a clear and consistent manner</w:t>
+      </w:r>
+      <w:r>
+        <w:t xml:space="preserve"> within 1 second</w:t>
+      </w:r>
+      <w:r>
+        <w:t xml:space="preserve"> without exposing system internals or crashing</w:t>
+      </w:r>
+      <w:r>
+        <w:t>.</w:t>
+      </w:r>
+    </w:p>
+    <w:p>
+      <w:r>
+        <w:t xml:space="preserve">The system should be resilient in handling </w:t>
+      </w:r>
+      <w:r>
+        <w:t>navigation and queue</w:t>
+      </w:r>
+      <w:r>
+        <w:t xml:space="preserve"> </w:t>
+      </w:r>
+      <w:r>
+        <w:t>requests within</w:t>
+      </w:r>
+      <w:r>
+        <w:t xml:space="preserve"> 2 seconds under a </w:t>
+      </w:r>
+      <w:r>
+        <w:t>load</w:t>
+      </w:r>
+      <w:r>
+        <w:t xml:space="preserve"> </w:t>
+      </w:r>
+      <w:r>
+        <w:t xml:space="preserve">up to 500 concurrent users during peak visit </w:t>
+      </w:r>
+      <w:r>
+        <w:t>periods.</w:t>
+      </w:r>
+    </w:p>
+    <w:p/>
+    <w:p>
+      <w:r>
+        <w:rPr>
+          <w:i/>
+          <w:iCs/>
+          <w:u w:val="single"/>
+        </w:rPr>
+        <w:t>6.</w:t>
+      </w:r>
+      <w:r>
+        <w:rPr>
+          <w:i/>
+          <w:iCs/>
+          <w:u w:val="single"/>
+        </w:rPr>
+        <w:t>Data Requirements</w:t>
+      </w:r>
+      <w:r>
+        <w:t>:</w:t>
+      </w:r>
+    </w:p>
+    <w:p>
+      <w:r>
+        <w:t>User account data is required to store user related information such as personal credentials and preferences. This data is used by the suggested personalisation feature and can be accessed through the account page.</w:t>
+      </w:r>
+    </w:p>
+    <w:p>
+      <w:r>
+        <w:t xml:space="preserve">Navigation and Location data is required to store the user’s current location. This data is required by the systems navigation feature to calculate estimated time and distance to a selected destination. This can be accessed through the navigation page. </w:t>
+      </w:r>
+    </w:p>
+    <w:p>
+      <w:r>
+        <w:t>The Queue and attraction data is required to store attraction status and queue times, as well as possible closures and delays to timely inform users. This can be accessed through the Queue and Information Page.</w:t>
+      </w:r>
+    </w:p>
+    <w:p>
+      <w:r>
+        <w:t>Notification and Alert Data is required to store user notifications and alerts relating to data from the queue and information page. This can be accessed through the quick access tab for visitors and through the admin tools titled Alerts and notifications for staff.</w:t>
+      </w:r>
+    </w:p>
+    <w:p>
+      <w:r>
+        <w:t>Staff and Performance Data is required to store performance metrics such as ticket sales, attraction performance and analytics meant to be used by staff. This can be accessed through the Staff Data Dashboard.</w:t>
+      </w:r>
+    </w:p>
+    <w:p/>
+    <w:p>
+      <w:r>
+        <w:rPr>
+          <w:i/>
+          <w:iCs/>
+          <w:u w:val="single"/>
+        </w:rPr>
+        <w:t>7.</w:t>
+      </w:r>
+      <w:r>
+        <w:rPr>
+          <w:i/>
+          <w:iCs/>
+          <w:u w:val="single"/>
+        </w:rPr>
+        <w:t>System Decomposition</w:t>
+      </w:r>
+      <w:r>
+        <w:t>:</w:t>
       </w:r>
     </w:p>
     <w:p>
       <w:r>
         <w:lastRenderedPageBreak/>
-        <w:t>The system should protect user data through authorisation protocols to authorise user data request attempts.</w:t>
-      </w:r>
-    </w:p>
-    <w:p>
-      <w:r>
-        <w:t>The system should be responsive to invalid or unexpected user input in a clear and consistent manner</w:t>
-      </w:r>
-      <w:r>
+        <w:t>The proposed system can be decomposed into several key components, including user account management, visitor information management, navigation and mapping, queue and attraction monitoring, communication and notifications, and data management and analytics. Each component is responsible for a specific area of functionality and can be developed and maintained independently as part of the overall system.</w:t>
+      </w:r>
+    </w:p>
+    <w:p>
+      <w:r>
+        <w:t>Core components such as user account management and data storage would be developed first, as they provide the foundation for authentication, personalisation, and secure access to system data. Navigation and location services, along with queue and attraction information modules, would be built next, as these rely on access to stored data and user context. The notification and alert system would then be integrated to react to changes in queue data and user preferences. Finally, the staff data management and analytics module would be developed to allow authorised staff to analyse stored performance data, building on all previously established data sources.</w:t>
+      </w:r>
+    </w:p>
+    <w:p/>
+    <w:p>
+      <w:r>
+        <w:rPr>
+          <w:i/>
+          <w:iCs/>
+          <w:u w:val="single"/>
+        </w:rPr>
+        <w:t>8</w:t>
+      </w:r>
+      <w:r>
+        <w:rPr>
+          <w:i/>
+          <w:iCs/>
+          <w:u w:val="single"/>
+        </w:rPr>
         <w:t>.</w:t>
       </w:r>
-    </w:p>
-    <w:p>
-      <w:r>
-        <w:t>The system should be resilient in handling multiple user requests at once and respond in a clear and consistent manner.</w:t>
+      <w:r>
+        <w:rPr>
+          <w:i/>
+          <w:iCs/>
+          <w:u w:val="single"/>
+        </w:rPr>
+        <w:t>Interface Design</w:t>
+      </w:r>
+      <w:r>
+        <w:t>:</w:t>
+      </w:r>
+    </w:p>
+    <w:p>
+      <w:r>
+        <w:t>The following section presents a low-fidelity textual wireframe illustrating the structure and layout of key system pages.</w:t>
       </w:r>
     </w:p>
     <w:p/>
     <w:p>
       <w:r>
-        <w:rPr>
-          <w:i/>
-          <w:iCs/>
-          <w:u w:val="single"/>
-        </w:rPr>
-        <w:t>6.</w:t>
-      </w:r>
-      <w:r>
-        <w:rPr>
-          <w:i/>
-          <w:iCs/>
-          <w:u w:val="single"/>
-        </w:rPr>
-        <w:t>Data Requirements</w:t>
-      </w:r>
-      <w:r>
-        <w:t>:</w:t>
-      </w:r>
-    </w:p>
-    <w:p>
-      <w:r>
-        <w:t>User account data is required to store user related information such as personal credentials and preferences. This data is used by the suggested personalisation feature and can be accessed through the account page.</w:t>
-      </w:r>
-    </w:p>
-    <w:p>
-      <w:r>
-        <w:t xml:space="preserve">Navigation and Location data is required to store the user’s current location. This data is required by the systems navigation feature to calculate estimated time and distance to a selected destination. This can be accessed through the navigation page. </w:t>
-      </w:r>
-    </w:p>
-    <w:p>
-      <w:r>
-        <w:t>The Queue and attraction data is required to store attraction status and queue times, as well as possible closures and delays to timely inform users. This can be accessed through the Queue and Information Page.</w:t>
-      </w:r>
-    </w:p>
-    <w:p>
-      <w:r>
-        <w:t>Notification and Alert Data is required to store user notifications and alerts relating to data from the queue and information page. This can be accessed through the quick access tab for visitors and through the admin tools titled Alerts and notifications for staff.</w:t>
-      </w:r>
-    </w:p>
-    <w:p>
-      <w:r>
-        <w:t>Staff and Performance Data is required to store performance metrics such as ticket sales, attraction performance and analytics meant to be used by staff. This can be accessed through the Staff Data Dashboard.</w:t>
-      </w:r>
-    </w:p>
-    <w:p/>
-    <w:p>
-      <w:r>
-        <w:rPr>
-          <w:i/>
-          <w:iCs/>
-          <w:u w:val="single"/>
-        </w:rPr>
-        <w:t>7.</w:t>
-      </w:r>
-      <w:r>
-        <w:rPr>
-          <w:i/>
-          <w:iCs/>
-          <w:u w:val="single"/>
-        </w:rPr>
-        <w:t>System Decomposition</w:t>
-      </w:r>
-      <w:r>
-        <w:t>:</w:t>
-      </w:r>
-    </w:p>
-    <w:p>
-      <w:r>
-        <w:t>The proposed system can be decomposed into several key components, including user account management, visitor information management, navigation and mapping, queue and attraction monitoring, communication and notifications, and data management and analytics. Each component is responsible for a specific area of functionality and can be developed and maintained independently as part of the overall system.</w:t>
-      </w:r>
-    </w:p>
-    <w:p>
-      <w:r>
-        <w:t xml:space="preserve">Core components such as user account management and data storage would be developed first, as they provide the foundation for authentication, personalisation, and secure access to system data. Navigation and location services, along with queue and </w:t>
-      </w:r>
-      <w:r>
-        <w:lastRenderedPageBreak/>
-        <w:t>attraction information modules, would be built next, as these rely on access to stored data and user context. The notification and alert system would then be integrated to react to changes in queue data and user preferences. Finally, the staff data management and analytics module would be developed to allow authorised staff to analyse stored performance data, building on all previously established data sources.</w:t>
-      </w:r>
-    </w:p>
-    <w:p/>
-    <w:p>
-      <w:r>
-        <w:rPr>
-          <w:i/>
-          <w:iCs/>
-          <w:u w:val="single"/>
-        </w:rPr>
-        <w:t>7.</w:t>
-      </w:r>
-      <w:r>
-        <w:rPr>
-          <w:i/>
-          <w:iCs/>
-          <w:u w:val="single"/>
-        </w:rPr>
-        <w:t>Interface Design</w:t>
-      </w:r>
-      <w:r>
-        <w:t>:</w:t>
-      </w:r>
-    </w:p>
-    <w:p>
-      <w:r>
-        <w:t>[</w:t>
-      </w:r>
-      <w:r>
-        <w:t>Home / Landing Page]</w:t>
+        <w:t>Home / Landing Page</w:t>
       </w:r>
     </w:p>
     <w:p>
@@ -859,6 +964,7 @@
     </w:p>
     <w:p>
       <w:r>
+        <w:lastRenderedPageBreak/>
         <w:t>[Selection: Destination]</w:t>
       </w:r>
     </w:p>
@@ -905,7 +1011,6 @@
     </w:p>
     <w:p>
       <w:r>
-        <w:lastRenderedPageBreak/>
         <w:t>[Display: Attraction Status]</w:t>
       </w:r>
     </w:p>
@@ -991,7 +1096,15 @@
           <w:iCs/>
           <w:u w:val="single"/>
         </w:rPr>
-        <w:t>8.</w:t>
+        <w:t>9</w:t>
+      </w:r>
+      <w:r>
+        <w:rPr>
+          <w:i/>
+          <w:iCs/>
+          <w:u w:val="single"/>
+        </w:rPr>
+        <w:t>.</w:t>
       </w:r>
       <w:r>
         <w:rPr>
@@ -1019,7 +1132,7 @@
           <w:bCs/>
           <w:u w:val="single"/>
         </w:rPr>
-        <w:t xml:space="preserve">8.1 </w:t>
+        <w:t>9</w:t>
       </w:r>
       <w:r>
         <w:rPr>
@@ -1027,7 +1140,7 @@
           <w:bCs/>
           <w:u w:val="single"/>
         </w:rPr>
-        <w:t>Navigation route calculation</w:t>
+        <w:t xml:space="preserve">.1 </w:t>
       </w:r>
       <w:r>
         <w:rPr>
@@ -1035,459 +1148,289 @@
           <w:bCs/>
           <w:u w:val="single"/>
         </w:rPr>
-        <w:t>:</w:t>
-      </w:r>
-    </w:p>
-    <w:p>
-      <w:r>
-        <w:t>Algorithm Name: Navigation Route &amp; ETA</w:t>
-      </w:r>
-    </w:p>
-    <w:p>
-      <w:r>
-        <w:t>User: Visitor</w:t>
-      </w:r>
-    </w:p>
-    <w:p>
-      <w:r>
-        <w:t>Steps:</w:t>
-      </w:r>
-    </w:p>
-    <w:p>
-      <w:pPr>
-        <w:numPr>
-          <w:ilvl w:val="0"/>
-          <w:numId w:val="11"/>
-        </w:numPr>
-        <w:tabs>
-          <w:tab w:val="clear" w:pos="720"/>
-          <w:tab w:val="num" w:pos="360"/>
-        </w:tabs>
-        <w:ind w:left="360"/>
-      </w:pPr>
-      <w:r>
-        <w:t xml:space="preserve">Confirm the user is on the </w:t>
+        <w:t>Navigation route calculation</w:t>
       </w:r>
       <w:r>
         <w:rPr>
           <w:b/>
           <w:bCs/>
-        </w:rPr>
-        <w:t>Navigation Page</w:t>
-      </w:r>
-      <w:r>
-        <w:t>.</w:t>
-      </w:r>
-    </w:p>
-    <w:p>
-      <w:pPr>
-        <w:numPr>
-          <w:ilvl w:val="0"/>
-          <w:numId w:val="11"/>
-        </w:numPr>
+          <w:u w:val="single"/>
+        </w:rPr>
+        <w:t>:</w:t>
+      </w:r>
+    </w:p>
+    <w:p>
+      <w:r>
+        <w:t>Algorithm Name: Navigation Route &amp; ETA</w:t>
+      </w:r>
+    </w:p>
+    <w:p>
+      <w:pPr>
         <w:tabs>
-          <w:tab w:val="clear" w:pos="720"/>
-          <w:tab w:val="num" w:pos="360"/>
+          <w:tab w:val="left" w:pos="2010"/>
         </w:tabs>
-        <w:ind w:left="360"/>
-      </w:pPr>
-      <w:r>
-        <w:t xml:space="preserve">Check whether </w:t>
-      </w:r>
+      </w:pPr>
+      <w:r>
+        <w:t>User: Visitor</w:t>
+      </w:r>
+      <w:r>
+        <w:tab/>
+      </w:r>
+    </w:p>
+    <w:p>
+      <w:pPr>
+        <w:tabs>
+          <w:tab w:val="left" w:pos="2010"/>
+        </w:tabs>
+      </w:pPr>
+      <w:r>
+        <w:lastRenderedPageBreak/>
+        <w:t>Inputs: Destination ID and User Location</w:t>
+      </w:r>
+    </w:p>
+    <w:p>
       <w:r>
         <w:rPr>
           <w:b/>
           <w:bCs/>
         </w:rPr>
-        <w:t>location services are enabled</w:t>
-      </w:r>
-      <w:r>
-        <w:t xml:space="preserve"> and permission is granted.</w:t>
-      </w:r>
-    </w:p>
-    <w:p>
-      <w:pPr>
-        <w:numPr>
-          <w:ilvl w:val="0"/>
-          <w:numId w:val="11"/>
-        </w:numPr>
-        <w:tabs>
-          <w:tab w:val="clear" w:pos="720"/>
-          <w:tab w:val="num" w:pos="360"/>
-        </w:tabs>
-        <w:ind w:left="360"/>
-      </w:pPr>
-      <w:r>
-        <w:t xml:space="preserve">If location access is unavailable, display an error message and provide a </w:t>
-      </w:r>
+        <w:t>Outputs:</w:t>
+      </w:r>
+      <w:r>
+        <w:t xml:space="preserve"> Route displayed + estimated time + distanc</w:t>
+      </w:r>
+      <w:r>
+        <w:t>e</w:t>
+      </w:r>
+    </w:p>
+    <w:p>
       <w:r>
         <w:rPr>
           <w:b/>
           <w:bCs/>
         </w:rPr>
-        <w:t>manual map view</w:t>
-      </w:r>
-      <w:r>
-        <w:t xml:space="preserve"> as a fallback, then stop.</w:t>
-      </w:r>
-    </w:p>
-    <w:p>
-      <w:pPr>
-        <w:numPr>
-          <w:ilvl w:val="0"/>
-          <w:numId w:val="11"/>
-        </w:numPr>
-        <w:tabs>
-          <w:tab w:val="clear" w:pos="720"/>
-          <w:tab w:val="num" w:pos="360"/>
-        </w:tabs>
-        <w:ind w:left="360"/>
-      </w:pPr>
-      <w:r>
-        <w:t xml:space="preserve">Retrieve the user’s </w:t>
-      </w:r>
-      <w:r>
+        <w:t>Errors/Exceptions:</w:t>
+      </w:r>
+      <w:r>
+        <w:t xml:space="preserve"> Location unavailable, invalid destination</w:t>
+      </w:r>
+    </w:p>
+    <w:p/>
+    <w:p>
+      <w:r>
+        <w:rPr>
+          <w:noProof/>
+        </w:rPr>
+        <w:lastRenderedPageBreak/>
+        <w:drawing>
+          <wp:inline distT="0" distB="0" distL="0" distR="0" wp14:anchorId="49D10FE6" wp14:editId="1D3FC429">
+            <wp:extent cx="3934460" cy="8863330"/>
+            <wp:effectExtent l="0" t="0" r="8890" b="0"/>
+            <wp:docPr id="747895000" name="Picture 1"/>
+            <wp:cNvGraphicFramePr>
+              <a:graphicFrameLocks xmlns:a="http://schemas.openxmlformats.org/drawingml/2006/main" noChangeAspect="1"/>
+            </wp:cNvGraphicFramePr>
+            <a:graphic xmlns:a="http://schemas.openxmlformats.org/drawingml/2006/main">
+              <a:graphicData uri="http://schemas.openxmlformats.org/drawingml/2006/picture">
+                <pic:pic xmlns:pic="http://schemas.openxmlformats.org/drawingml/2006/picture">
+                  <pic:nvPicPr>
+                    <pic:cNvPr id="747895000" name="Picture 747895000"/>
+                    <pic:cNvPicPr/>
+                  </pic:nvPicPr>
+                  <pic:blipFill>
+                    <a:blip r:embed="rId7">
+                      <a:extLst>
+                        <a:ext uri="{28A0092B-C50C-407E-A947-70E740481C1C}">
+                          <a14:useLocalDpi xmlns:a14="http://schemas.microsoft.com/office/drawing/2010/main" val="0"/>
+                        </a:ext>
+                      </a:extLst>
+                    </a:blip>
+                    <a:stretch>
+                      <a:fillRect/>
+                    </a:stretch>
+                  </pic:blipFill>
+                  <pic:spPr>
+                    <a:xfrm>
+                      <a:off x="0" y="0"/>
+                      <a:ext cx="3934460" cy="8863330"/>
+                    </a:xfrm>
+                    <a:prstGeom prst="rect">
+                      <a:avLst/>
+                    </a:prstGeom>
+                  </pic:spPr>
+                </pic:pic>
+              </a:graphicData>
+            </a:graphic>
+          </wp:inline>
+        </w:drawing>
+      </w:r>
+    </w:p>
+    <w:p/>
+    <w:p>
+      <w:pPr>
         <w:rPr>
           <w:b/>
           <w:bCs/>
-        </w:rPr>
-        <w:t>current location</w:t>
-      </w:r>
-      <w:r>
-        <w:t>.</w:t>
-      </w:r>
-    </w:p>
-    <w:p>
-      <w:pPr>
-        <w:numPr>
-          <w:ilvl w:val="0"/>
-          <w:numId w:val="11"/>
-        </w:numPr>
-        <w:tabs>
-          <w:tab w:val="clear" w:pos="720"/>
-          <w:tab w:val="num" w:pos="360"/>
-        </w:tabs>
-        <w:ind w:left="360"/>
-      </w:pPr>
-      <w:r>
-        <w:t xml:space="preserve">Prompt the user to select a </w:t>
-      </w:r>
+          <w:u w:val="single"/>
+        </w:rPr>
+      </w:pPr>
       <w:r>
         <w:rPr>
           <w:b/>
           <w:bCs/>
-        </w:rPr>
-        <w:t>destination</w:t>
-      </w:r>
-      <w:r>
-        <w:t xml:space="preserve"> (or read the selected destination).</w:t>
-      </w:r>
-    </w:p>
-    <w:p>
-      <w:pPr>
-        <w:numPr>
-          <w:ilvl w:val="0"/>
-          <w:numId w:val="11"/>
-        </w:numPr>
-        <w:tabs>
-          <w:tab w:val="clear" w:pos="720"/>
-          <w:tab w:val="num" w:pos="360"/>
-        </w:tabs>
-        <w:ind w:left="360"/>
-      </w:pPr>
-      <w:r>
-        <w:t>Validate that the selected destination exists in the system’s list of valid locations.</w:t>
-      </w:r>
-    </w:p>
-    <w:p>
-      <w:pPr>
-        <w:numPr>
-          <w:ilvl w:val="0"/>
-          <w:numId w:val="11"/>
-        </w:numPr>
-        <w:tabs>
-          <w:tab w:val="clear" w:pos="720"/>
-          <w:tab w:val="num" w:pos="360"/>
-        </w:tabs>
-        <w:ind w:left="360"/>
-      </w:pPr>
-      <w:r>
-        <w:t>If the destination is invalid, display a clear message asking the user to select a valid destination, then return to step 5.</w:t>
-      </w:r>
-    </w:p>
-    <w:p>
-      <w:pPr>
-        <w:numPr>
-          <w:ilvl w:val="0"/>
-          <w:numId w:val="11"/>
-        </w:numPr>
-        <w:tabs>
-          <w:tab w:val="clear" w:pos="720"/>
-          <w:tab w:val="num" w:pos="360"/>
-        </w:tabs>
-        <w:ind w:left="360"/>
-      </w:pPr>
-      <w:r>
-        <w:lastRenderedPageBreak/>
-        <w:t>Generate a route between the current location and the selected destination.</w:t>
-      </w:r>
-    </w:p>
-    <w:p>
-      <w:pPr>
-        <w:numPr>
-          <w:ilvl w:val="0"/>
-          <w:numId w:val="11"/>
-        </w:numPr>
-        <w:tabs>
-          <w:tab w:val="clear" w:pos="720"/>
-          <w:tab w:val="num" w:pos="360"/>
-        </w:tabs>
-        <w:ind w:left="360"/>
-      </w:pPr>
-      <w:r>
-        <w:t xml:space="preserve">Calculate the </w:t>
+          <w:u w:val="single"/>
+        </w:rPr>
+        <w:t>9</w:t>
       </w:r>
       <w:r>
         <w:rPr>
           <w:b/>
           <w:bCs/>
-        </w:rPr>
-        <w:t>distance</w:t>
-      </w:r>
-      <w:r>
-        <w:t xml:space="preserve"> of the route.</w:t>
-      </w:r>
-    </w:p>
-    <w:p>
-      <w:pPr>
-        <w:numPr>
-          <w:ilvl w:val="0"/>
-          <w:numId w:val="11"/>
-        </w:numPr>
-        <w:tabs>
-          <w:tab w:val="clear" w:pos="720"/>
-          <w:tab w:val="num" w:pos="360"/>
-        </w:tabs>
-        <w:ind w:left="360"/>
-      </w:pPr>
-      <w:r>
-        <w:t xml:space="preserve">Estimate </w:t>
+          <w:u w:val="single"/>
+        </w:rPr>
+        <w:t xml:space="preserve">.2 </w:t>
       </w:r>
       <w:r>
         <w:rPr>
           <w:b/>
           <w:bCs/>
-        </w:rPr>
-        <w:t>travel time</w:t>
-      </w:r>
-      <w:r>
-        <w:t xml:space="preserve"> based on the route distance (and any available route conditions).</w:t>
-      </w:r>
-    </w:p>
-    <w:p>
-      <w:pPr>
-        <w:numPr>
-          <w:ilvl w:val="0"/>
-          <w:numId w:val="11"/>
-        </w:numPr>
-        <w:tabs>
-          <w:tab w:val="clear" w:pos="720"/>
-          <w:tab w:val="num" w:pos="360"/>
-        </w:tabs>
-        <w:ind w:left="360"/>
-      </w:pPr>
-      <w:r>
-        <w:t xml:space="preserve">Display the route on the map, including the </w:t>
+          <w:u w:val="single"/>
+        </w:rPr>
+        <w:t>Queue alerts and notifications logic</w:t>
       </w:r>
       <w:r>
         <w:rPr>
           <w:b/>
           <w:bCs/>
-        </w:rPr>
-        <w:t>estimated time and distance</w:t>
-      </w:r>
-      <w:r>
-        <w:t>.</w:t>
-      </w:r>
-    </w:p>
-    <w:p>
-      <w:r>
+          <w:u w:val="single"/>
+        </w:rPr>
+        <w:t>:</w:t>
+      </w:r>
+    </w:p>
+    <w:p>
+      <w:r>
+        <w:t>Algorithm Name: Queue Time Alert System.</w:t>
+      </w:r>
+    </w:p>
+    <w:p>
+      <w:r>
+        <w:t>User: Visitor</w:t>
+      </w:r>
+    </w:p>
+    <w:p>
+      <w:r>
+        <w:t>Steps:</w:t>
+      </w:r>
+    </w:p>
+    <w:p>
+      <w:r>
+        <w:t>1.Confirm the user is on the Queue and Information page</w:t>
+      </w:r>
+    </w:p>
+    <w:p>
+      <w:r>
+        <w:t>2.Check whether alert notifications have not been muted and permission has been granted.</w:t>
+      </w:r>
+    </w:p>
+    <w:p>
+      <w:r>
+        <w:t>3.If notifications have been muted display or permission has not been granted display an error message informing the user and stop the process</w:t>
+      </w:r>
+    </w:p>
+    <w:p>
+      <w:r>
+        <w:t>4.Prompt the user to select an attraction.</w:t>
+      </w:r>
+    </w:p>
+    <w:p>
+      <w:r>
+        <w:t>5.Validate whether the attraction exists in the systems list of valid attractions.</w:t>
+      </w:r>
+    </w:p>
+    <w:p>
+      <w:r>
+        <w:t>6.If the attraction destination is invalid, display a clear message and return to step 4.</w:t>
+      </w:r>
+    </w:p>
+    <w:p>
+      <w:r>
+        <w:t>7. Check the current queue time for the selected attraction.</w:t>
+      </w:r>
+    </w:p>
+    <w:p>
+      <w:r>
+        <w:t>8.Compare the current queue time against a predefined alert threshold.</w:t>
+      </w:r>
+    </w:p>
+    <w:p>
+      <w:r>
+        <w:t>9.</w:t>
+      </w:r>
+      <w:r>
+        <w:t xml:space="preserve"> If the queue time exceeds the threshold, generate and send a notification to the user.</w:t>
+      </w:r>
+    </w:p>
+    <w:p>
+      <w:r>
+        <w:t>10.</w:t>
+      </w:r>
+      <w:r>
+        <w:t xml:space="preserve"> If the queue time does not exceed the threshold, continue monitoring without sending a notification.</w:t>
+      </w:r>
+    </w:p>
+    <w:p>
+      <w:pPr>
+        <w:ind w:firstLine="720"/>
+      </w:pPr>
+    </w:p>
+    <w:p>
+      <w:r>
+        <w:t>Outputs: Notification Displaying Attraction Queue Time</w:t>
+      </w:r>
+    </w:p>
+    <w:p>
+      <w:r>
+        <w:t>Errors/Exc</w:t>
+      </w:r>
+      <w:r>
+        <w:t>ep</w:t>
+      </w:r>
+      <w:r>
+        <w:t>tions: Notifications Muted, Invalid Attraction Queue Data Unavailable</w:t>
+      </w:r>
+    </w:p>
+    <w:p>
+      <w:pPr>
         <w:rPr>
           <w:b/>
           <w:bCs/>
-        </w:rPr>
-        <w:t>Outputs:</w:t>
-      </w:r>
-      <w:r>
-        <w:t xml:space="preserve"> Route displayed + estimated time + distanc</w:t>
-      </w:r>
-      <w:r>
-        <w:t>e</w:t>
-      </w:r>
-    </w:p>
-    <w:p>
-      <w:r>
+          <w:u w:val="single"/>
+        </w:rPr>
+      </w:pPr>
+    </w:p>
+    <w:p>
+      <w:pPr>
         <w:rPr>
           <w:b/>
           <w:bCs/>
-        </w:rPr>
-        <w:t>Errors/Exceptions:</w:t>
-      </w:r>
-      <w:r>
-        <w:t xml:space="preserve"> Location unavailable, invalid destination</w:t>
-      </w:r>
-    </w:p>
-    <w:p/>
-    <w:p>
-      <w:pPr>
+          <w:u w:val="single"/>
+        </w:rPr>
+      </w:pPr>
+      <w:r>
         <w:rPr>
           <w:b/>
           <w:bCs/>
           <w:u w:val="single"/>
         </w:rPr>
-      </w:pPr>
+        <w:t>9</w:t>
+      </w:r>
       <w:r>
         <w:rPr>
           <w:b/>
           <w:bCs/>
           <w:u w:val="single"/>
         </w:rPr>
-        <w:t xml:space="preserve">8.2 </w:t>
-      </w:r>
-      <w:r>
-        <w:rPr>
-          <w:b/>
-          <w:bCs/>
-          <w:u w:val="single"/>
-        </w:rPr>
-        <w:t>Queue alerts and notifications logic</w:t>
-      </w:r>
-      <w:r>
-        <w:rPr>
-          <w:b/>
-          <w:bCs/>
-          <w:u w:val="single"/>
-        </w:rPr>
-        <w:t>:</w:t>
-      </w:r>
-    </w:p>
-    <w:p>
-      <w:r>
-        <w:t>Algorithm Name: Queue Time Alert System.</w:t>
-      </w:r>
-    </w:p>
-    <w:p>
-      <w:r>
-        <w:t>User: Visitor</w:t>
-      </w:r>
-    </w:p>
-    <w:p>
-      <w:r>
-        <w:t>Steps:</w:t>
-      </w:r>
-      <w:r>
-        <w:t>ss</w:t>
-      </w:r>
-      <w:r>
-        <w:t>s</w:t>
-      </w:r>
-    </w:p>
-    <w:p>
-      <w:r>
-        <w:t>1.Confirm the user is on the Queue and Information page</w:t>
-      </w:r>
-    </w:p>
-    <w:p>
-      <w:r>
-        <w:t>2.Check whether alert notifications have not been muted and permission has been granted.</w:t>
-      </w:r>
-    </w:p>
-    <w:p>
-      <w:r>
-        <w:t>3.If notifications have been muted display or permission has not been granted display an error message informing the user and stop the process</w:t>
-      </w:r>
-    </w:p>
-    <w:p>
-      <w:r>
-        <w:t>4.Prompt the user to select an attraction.</w:t>
-      </w:r>
-    </w:p>
-    <w:p>
-      <w:r>
-        <w:t>5.Validate whether the attraction exists in the systems list of valid attractions.</w:t>
-      </w:r>
-    </w:p>
-    <w:p>
-      <w:r>
-        <w:t>6.If the attraction destination is invalid, display a clear message and return to step 4.</w:t>
-      </w:r>
-    </w:p>
-    <w:p>
-      <w:r>
-        <w:t>7. Check the current queue time for the selected attraction.</w:t>
-      </w:r>
-    </w:p>
-    <w:p>
-      <w:r>
-        <w:t>8.Compare the current queue time against a predefined alert threshold.</w:t>
-      </w:r>
-    </w:p>
-    <w:p>
-      <w:r>
-        <w:t>9.</w:t>
-      </w:r>
-      <w:r>
-        <w:t xml:space="preserve"> If the queue time exceeds the threshold, generate and send a notification to the user.</w:t>
-      </w:r>
-    </w:p>
-    <w:p>
-      <w:r>
-        <w:t>10.</w:t>
-      </w:r>
-      <w:r>
-        <w:t xml:space="preserve"> If the queue time does not exceed the threshold, continue monitoring without sending a notification.</w:t>
-      </w:r>
-    </w:p>
-    <w:p>
-      <w:pPr>
-        <w:ind w:firstLine="720"/>
-      </w:pPr>
-    </w:p>
-    <w:p>
-      <w:r>
-        <w:t>Outputs: Notification Displaying Attraction Queue Time</w:t>
-      </w:r>
-    </w:p>
-    <w:p>
-      <w:r>
-        <w:t>Errors/Expectations: Notifications Muted, Invalid Attraction Queue Data Unavailable</w:t>
-      </w:r>
-    </w:p>
-    <w:p>
-      <w:pPr>
-        <w:rPr>
-          <w:b/>
-          <w:bCs/>
-          <w:u w:val="single"/>
-        </w:rPr>
-      </w:pPr>
-    </w:p>
-    <w:p>
-      <w:pPr>
-        <w:rPr>
-          <w:b/>
-          <w:bCs/>
-          <w:u w:val="single"/>
-        </w:rPr>
-      </w:pPr>
-      <w:r>
-        <w:rPr>
-          <w:b/>
-          <w:bCs/>
-          <w:u w:val="single"/>
-        </w:rPr>
-        <w:lastRenderedPageBreak/>
-        <w:t xml:space="preserve">8.3 </w:t>
+        <w:t xml:space="preserve">.3 </w:t>
       </w:r>
       <w:r>
         <w:rPr>
@@ -1598,6 +1541,7 @@
         <w:rPr>
           <w:rFonts w:ascii="Aptos" w:eastAsia="Aptos" w:hAnsi="Aptos" w:cs="Aptos"/>
         </w:rPr>
+        <w:lastRenderedPageBreak/>
         <w:t>Retrieve the category or tags associated with the attraction.</w:t>
       </w:r>
     </w:p>
@@ -1718,12 +1662,13 @@
         <w:rPr>
           <w:rFonts w:ascii="Aptos" w:eastAsia="Aptos" w:hAnsi="Aptos" w:cs="Aptos"/>
         </w:rPr>
-        <w:t>Display the updated suggestions when the user accesses the</w:t>
+        <w:t>Display the updated suggestions when the user accesses the User Account and Personalisation Page.</w:t>
       </w:r>
     </w:p>
     <w:p>
       <w:pPr>
         <w:spacing w:before="240" w:after="240"/>
+        <w:ind w:left="66"/>
         <w:rPr>
           <w:rFonts w:ascii="Aptos" w:eastAsia="Aptos" w:hAnsi="Aptos" w:cs="Aptos"/>
         </w:rPr>
@@ -1825,7 +1770,16 @@
           <w:bCs/>
           <w:u w:val="single"/>
         </w:rPr>
-        <w:t xml:space="preserve">8.4 </w:t>
+        <w:t>9</w:t>
+      </w:r>
+      <w:r>
+        <w:rPr>
+          <w:rFonts w:ascii="Aptos" w:eastAsia="Aptos" w:hAnsi="Aptos" w:cs="Aptos"/>
+          <w:b/>
+          <w:bCs/>
+          <w:u w:val="single"/>
+        </w:rPr>
+        <w:t xml:space="preserve">.4 </w:t>
       </w:r>
       <w:r>
         <w:rPr>
@@ -1925,7 +1879,6 @@
         <w:rPr>
           <w:rFonts w:ascii="Aptos" w:eastAsia="Aptos" w:hAnsi="Aptos" w:cs="Aptos"/>
         </w:rPr>
-        <w:lastRenderedPageBreak/>
         <w:t>Confirm the user is logged in as an authorised staff member.</w:t>
       </w:r>
     </w:p>
@@ -2059,6 +2012,7 @@
         <w:rPr>
           <w:rFonts w:ascii="Aptos" w:eastAsia="Aptos" w:hAnsi="Aptos" w:cs="Aptos"/>
         </w:rPr>
+        <w:lastRenderedPageBreak/>
         <w:t>Apply the selected filters to the retrieved dataset.</w:t>
       </w:r>
     </w:p>
@@ -2203,7 +2157,15 @@
           <w:iCs/>
           <w:u w:val="single"/>
         </w:rPr>
-        <w:t xml:space="preserve">9. </w:t>
+        <w:t>10</w:t>
+      </w:r>
+      <w:r>
+        <w:rPr>
+          <w:i/>
+          <w:iCs/>
+          <w:u w:val="single"/>
+        </w:rPr>
+        <w:t xml:space="preserve">. </w:t>
       </w:r>
       <w:r>
         <w:rPr>
@@ -2235,7 +2197,17 @@
           <w:color w:val="000000" w:themeColor="text1"/>
           <w:u w:val="single"/>
         </w:rPr>
-        <w:t xml:space="preserve">9.1 </w:t>
+        <w:t>10</w:t>
+      </w:r>
+      <w:r>
+        <w:rPr>
+          <w:rFonts w:ascii="Aptos" w:eastAsia="Aptos" w:hAnsi="Aptos" w:cs="Aptos"/>
+          <w:i/>
+          <w:iCs/>
+          <w:color w:val="000000" w:themeColor="text1"/>
+          <w:u w:val="single"/>
+        </w:rPr>
+        <w:t xml:space="preserve">.1 </w:t>
       </w:r>
       <w:r>
         <w:rPr>
@@ -2303,7 +2275,17 @@
           <w:color w:val="000000" w:themeColor="text1"/>
           <w:u w:val="single"/>
         </w:rPr>
-        <w:t xml:space="preserve">9.2 </w:t>
+        <w:t>10</w:t>
+      </w:r>
+      <w:r>
+        <w:rPr>
+          <w:rFonts w:ascii="Aptos" w:eastAsia="Aptos" w:hAnsi="Aptos" w:cs="Aptos"/>
+          <w:i/>
+          <w:iCs/>
+          <w:color w:val="000000" w:themeColor="text1"/>
+          <w:u w:val="single"/>
+        </w:rPr>
+        <w:t xml:space="preserve">.2 </w:t>
       </w:r>
       <w:r>
         <w:rPr>
@@ -2335,7 +2317,17 @@
           <w:color w:val="000000" w:themeColor="text1"/>
           <w:u w:val="single"/>
         </w:rPr>
-        <w:t>9.2.1</w:t>
+        <w:t>10</w:t>
+      </w:r>
+      <w:r>
+        <w:rPr>
+          <w:rFonts w:ascii="Aptos" w:eastAsia="Aptos" w:hAnsi="Aptos" w:cs="Aptos"/>
+          <w:i/>
+          <w:iCs/>
+          <w:color w:val="000000" w:themeColor="text1"/>
+          <w:u w:val="single"/>
+        </w:rPr>
+        <w:t>.2.1</w:t>
       </w:r>
       <w:r>
         <w:rPr>
@@ -2361,15 +2353,119 @@
           <w:rFonts w:ascii="Aptos" w:eastAsia="Aptos" w:hAnsi="Aptos" w:cs="Aptos"/>
           <w:color w:val="000000" w:themeColor="text1"/>
         </w:rPr>
-        <w:t xml:space="preserve">Black-box Testing will be used to validate system functionality from the perspective of end users and staff, without reference to the internal implementation of the code. This approach ensures that the system inputs and </w:t>
-      </w:r>
+        <w:t>Black-box Testing will be used to validate system functionality from the perspective of end users and staff, without reference to the internal implementation of the code. This approach ensures that the system inputs and outputs behave as expected and that user interactions align with system requirements.</w:t>
+      </w:r>
+    </w:p>
+    <w:p>
+      <w:pPr>
+        <w:ind w:left="720"/>
+        <w:rPr>
+          <w:rFonts w:ascii="Aptos" w:eastAsia="Aptos" w:hAnsi="Aptos" w:cs="Aptos"/>
+          <w:color w:val="000000" w:themeColor="text1"/>
+        </w:rPr>
+      </w:pPr>
+      <w:r>
+        <w:rPr>
+          <w:rFonts w:ascii="Aptos" w:eastAsia="Aptos" w:hAnsi="Aptos" w:cs="Aptos"/>
+          <w:color w:val="000000" w:themeColor="text1"/>
+        </w:rPr>
+        <w:t>Black box testing will be applied to:</w:t>
+      </w:r>
+    </w:p>
+    <w:p>
+      <w:pPr>
+        <w:ind w:left="720"/>
+        <w:rPr>
+          <w:rFonts w:ascii="Aptos" w:eastAsia="Aptos" w:hAnsi="Aptos" w:cs="Aptos"/>
+          <w:color w:val="000000" w:themeColor="text1"/>
+        </w:rPr>
+      </w:pPr>
+      <w:r>
+        <w:rPr>
+          <w:rFonts w:ascii="Aptos" w:eastAsia="Aptos" w:hAnsi="Aptos" w:cs="Aptos"/>
+          <w:color w:val="000000" w:themeColor="text1"/>
+        </w:rPr>
+        <w:t xml:space="preserve">- </w:t>
+      </w:r>
+      <w:r>
+        <w:rPr>
+          <w:rFonts w:ascii="Aptos" w:eastAsia="Aptos" w:hAnsi="Aptos" w:cs="Aptos"/>
+          <w:color w:val="000000" w:themeColor="text1"/>
+        </w:rPr>
+        <w:t>Navigation and route calculation, using valid and invalid attraction destinations</w:t>
+      </w:r>
+    </w:p>
+    <w:p>
+      <w:pPr>
+        <w:ind w:left="720"/>
+        <w:rPr>
+          <w:rFonts w:ascii="Aptos" w:eastAsia="Aptos" w:hAnsi="Aptos" w:cs="Aptos"/>
+          <w:color w:val="000000" w:themeColor="text1"/>
+        </w:rPr>
+      </w:pPr>
+      <w:r>
+        <w:rPr>
+          <w:rFonts w:ascii="Aptos" w:eastAsia="Aptos" w:hAnsi="Aptos" w:cs="Aptos"/>
+          <w:color w:val="000000" w:themeColor="text1"/>
+        </w:rPr>
+        <w:t xml:space="preserve">- </w:t>
+      </w:r>
+      <w:r>
+        <w:rPr>
+          <w:rFonts w:ascii="Aptos" w:eastAsia="Aptos" w:hAnsi="Aptos" w:cs="Aptos"/>
+          <w:color w:val="000000" w:themeColor="text1"/>
+        </w:rPr>
+        <w:t>Queue time alerts and notifications, including threshold-based triggers</w:t>
+      </w:r>
+    </w:p>
+    <w:p>
+      <w:pPr>
+        <w:ind w:left="720"/>
+        <w:rPr>
+          <w:rFonts w:ascii="Aptos" w:eastAsia="Aptos" w:hAnsi="Aptos" w:cs="Aptos"/>
+          <w:color w:val="000000" w:themeColor="text1"/>
+        </w:rPr>
+      </w:pPr>
+      <w:r>
+        <w:rPr>
+          <w:rFonts w:ascii="Aptos" w:eastAsia="Aptos" w:hAnsi="Aptos" w:cs="Aptos"/>
+          <w:color w:val="000000" w:themeColor="text1"/>
+        </w:rPr>
+        <w:t xml:space="preserve">- </w:t>
+      </w:r>
+      <w:r>
+        <w:rPr>
+          <w:rFonts w:ascii="Aptos" w:eastAsia="Aptos" w:hAnsi="Aptos" w:cs="Aptos"/>
+          <w:color w:val="000000" w:themeColor="text1"/>
+        </w:rPr>
+        <w:t xml:space="preserve">User authentication, account personalisation, and preference updates </w:t>
+      </w:r>
+    </w:p>
+    <w:p>
+      <w:pPr>
+        <w:ind w:left="720"/>
+        <w:rPr>
+          <w:rFonts w:ascii="Aptos" w:eastAsia="Aptos" w:hAnsi="Aptos" w:cs="Aptos"/>
+          <w:color w:val="000000" w:themeColor="text1"/>
+        </w:rPr>
+      </w:pPr>
       <w:r>
         <w:rPr>
           <w:rFonts w:ascii="Aptos" w:eastAsia="Aptos" w:hAnsi="Aptos" w:cs="Aptos"/>
           <w:color w:val="000000" w:themeColor="text1"/>
         </w:rPr>
         <w:lastRenderedPageBreak/>
-        <w:t>outputs behave as expected and that user interactions align with system requirements.</w:t>
+        <w:t>-</w:t>
+      </w:r>
+      <w:r>
+        <w:t xml:space="preserve"> </w:t>
+      </w:r>
+      <w:r>
+        <w:rPr>
+          <w:rFonts w:ascii="Aptos" w:eastAsia="Aptos" w:hAnsi="Aptos" w:cs="Aptos"/>
+          <w:color w:val="000000" w:themeColor="text1"/>
+        </w:rPr>
+        <w:t>Staff dashboard features, including data filtering and analytics output</w:t>
       </w:r>
     </w:p>
     <w:p>
@@ -2385,30 +2481,57 @@
           <w:rFonts w:ascii="Aptos" w:eastAsia="Aptos" w:hAnsi="Aptos" w:cs="Aptos"/>
           <w:color w:val="000000" w:themeColor="text1"/>
         </w:rPr>
-        <w:t>Black box testing will be applied to:</w:t>
-      </w:r>
+        <w:t>Expected outputs will be compared against actual outputs to verify correctness, usability and reliability.</w:t>
+      </w:r>
+    </w:p>
+    <w:p>
+      <w:pPr>
+        <w:rPr>
+          <w:rFonts w:ascii="Aptos" w:eastAsia="Aptos" w:hAnsi="Aptos" w:cs="Aptos"/>
+          <w:color w:val="000000" w:themeColor="text1"/>
+        </w:rPr>
+      </w:pPr>
     </w:p>
     <w:p>
       <w:pPr>
         <w:ind w:left="720"/>
         <w:rPr>
           <w:rFonts w:ascii="Aptos" w:eastAsia="Aptos" w:hAnsi="Aptos" w:cs="Aptos"/>
-          <w:color w:val="000000" w:themeColor="text1"/>
-        </w:rPr>
-      </w:pPr>
-      <w:r>
-        <w:rPr>
-          <w:rFonts w:ascii="Aptos" w:eastAsia="Aptos" w:hAnsi="Aptos" w:cs="Aptos"/>
-          <w:color w:val="000000" w:themeColor="text1"/>
-        </w:rPr>
-        <w:t xml:space="preserve">- </w:t>
-      </w:r>
-      <w:r>
-        <w:rPr>
-          <w:rFonts w:ascii="Aptos" w:eastAsia="Aptos" w:hAnsi="Aptos" w:cs="Aptos"/>
-          <w:color w:val="000000" w:themeColor="text1"/>
-        </w:rPr>
-        <w:t>Navigation and route calculation, using valid and invalid attraction destinations</w:t>
+          <w:i/>
+          <w:iCs/>
+          <w:color w:val="000000" w:themeColor="text1"/>
+          <w:u w:val="single"/>
+        </w:rPr>
+      </w:pPr>
+      <w:r>
+        <w:rPr>
+          <w:rFonts w:ascii="Aptos" w:eastAsia="Aptos" w:hAnsi="Aptos" w:cs="Aptos"/>
+          <w:i/>
+          <w:iCs/>
+          <w:color w:val="000000" w:themeColor="text1"/>
+          <w:u w:val="single"/>
+        </w:rPr>
+        <w:t>10</w:t>
+      </w:r>
+      <w:r>
+        <w:rPr>
+          <w:rFonts w:ascii="Aptos" w:eastAsia="Aptos" w:hAnsi="Aptos" w:cs="Aptos"/>
+          <w:i/>
+          <w:iCs/>
+          <w:color w:val="000000" w:themeColor="text1"/>
+          <w:u w:val="single"/>
+        </w:rPr>
+        <w:t xml:space="preserve">.2.2 </w:t>
+      </w:r>
+      <w:r>
+        <w:rPr>
+          <w:rFonts w:ascii="Aptos" w:eastAsia="Aptos" w:hAnsi="Aptos" w:cs="Aptos"/>
+          <w:i/>
+          <w:iCs/>
+          <w:color w:val="000000" w:themeColor="text1"/>
+          <w:u w:val="single"/>
+        </w:rPr>
+        <w:t>White Box Testing:</w:t>
       </w:r>
     </w:p>
     <w:p>
@@ -2424,14 +2547,7 @@
           <w:rFonts w:ascii="Aptos" w:eastAsia="Aptos" w:hAnsi="Aptos" w:cs="Aptos"/>
           <w:color w:val="000000" w:themeColor="text1"/>
         </w:rPr>
-        <w:t xml:space="preserve">- </w:t>
-      </w:r>
-      <w:r>
-        <w:rPr>
-          <w:rFonts w:ascii="Aptos" w:eastAsia="Aptos" w:hAnsi="Aptos" w:cs="Aptos"/>
-          <w:color w:val="000000" w:themeColor="text1"/>
-        </w:rPr>
-        <w:t>Queue time alerts and notifications, including threshold-based triggers</w:t>
+        <w:t>White box testing will be carried out during development to verify the internal logic and control flow of key algorithms. This ensures that all logical paths are executed correctly and that validation, threshold, and permission to operate as intended.</w:t>
       </w:r>
     </w:p>
     <w:p>
@@ -2447,14 +2563,7 @@
           <w:rFonts w:ascii="Aptos" w:eastAsia="Aptos" w:hAnsi="Aptos" w:cs="Aptos"/>
           <w:color w:val="000000" w:themeColor="text1"/>
         </w:rPr>
-        <w:t xml:space="preserve">- </w:t>
-      </w:r>
-      <w:r>
-        <w:rPr>
-          <w:rFonts w:ascii="Aptos" w:eastAsia="Aptos" w:hAnsi="Aptos" w:cs="Aptos"/>
-          <w:color w:val="000000" w:themeColor="text1"/>
-        </w:rPr>
-        <w:t xml:space="preserve">User authentication, account personalisation, and preference updates </w:t>
+        <w:t>White box testing will focus on:</w:t>
       </w:r>
     </w:p>
     <w:p>
@@ -2470,17 +2579,7 @@
           <w:rFonts w:ascii="Aptos" w:eastAsia="Aptos" w:hAnsi="Aptos" w:cs="Aptos"/>
           <w:color w:val="000000" w:themeColor="text1"/>
         </w:rPr>
-        <w:t>-</w:t>
-      </w:r>
-      <w:r>
-        <w:t xml:space="preserve"> </w:t>
-      </w:r>
-      <w:r>
-        <w:rPr>
-          <w:rFonts w:ascii="Aptos" w:eastAsia="Aptos" w:hAnsi="Aptos" w:cs="Aptos"/>
-          <w:color w:val="000000" w:themeColor="text1"/>
-        </w:rPr>
-        <w:t>Staff dashboard features, including data filtering and analytics output</w:t>
+        <w:t>- Navigation route calculation algorithms, including coordinate validation and fallback handling.</w:t>
       </w:r>
     </w:p>
     <w:p>
@@ -2496,47 +2595,23 @@
           <w:rFonts w:ascii="Aptos" w:eastAsia="Aptos" w:hAnsi="Aptos" w:cs="Aptos"/>
           <w:color w:val="000000" w:themeColor="text1"/>
         </w:rPr>
-        <w:t>Expected outputs will be compared against actual outputs to verify correctness, usability and reliability.</w:t>
-      </w:r>
-    </w:p>
-    <w:p>
-      <w:pPr>
-        <w:rPr>
-          <w:rFonts w:ascii="Aptos" w:eastAsia="Aptos" w:hAnsi="Aptos" w:cs="Aptos"/>
-          <w:color w:val="000000" w:themeColor="text1"/>
-        </w:rPr>
-      </w:pPr>
+        <w:t>- Queue alert threshold comparisons and notification triggers.</w:t>
+      </w:r>
     </w:p>
     <w:p>
       <w:pPr>
         <w:ind w:left="720"/>
         <w:rPr>
           <w:rFonts w:ascii="Aptos" w:eastAsia="Aptos" w:hAnsi="Aptos" w:cs="Aptos"/>
-          <w:i/>
-          <w:iCs/>
-          <w:color w:val="000000" w:themeColor="text1"/>
-          <w:u w:val="single"/>
-        </w:rPr>
-      </w:pPr>
-      <w:r>
-        <w:rPr>
-          <w:rFonts w:ascii="Aptos" w:eastAsia="Aptos" w:hAnsi="Aptos" w:cs="Aptos"/>
-          <w:i/>
-          <w:iCs/>
-          <w:color w:val="000000" w:themeColor="text1"/>
-          <w:u w:val="single"/>
-        </w:rPr>
-        <w:t xml:space="preserve">9.2.2 </w:t>
-      </w:r>
-      <w:r>
-        <w:rPr>
-          <w:rFonts w:ascii="Aptos" w:eastAsia="Aptos" w:hAnsi="Aptos" w:cs="Aptos"/>
-          <w:i/>
-          <w:iCs/>
-          <w:color w:val="000000" w:themeColor="text1"/>
-          <w:u w:val="single"/>
-        </w:rPr>
-        <w:t>White Box Testing:</w:t>
+          <w:color w:val="000000" w:themeColor="text1"/>
+        </w:rPr>
+      </w:pPr>
+      <w:r>
+        <w:rPr>
+          <w:rFonts w:ascii="Aptos" w:eastAsia="Aptos" w:hAnsi="Aptos" w:cs="Aptos"/>
+          <w:color w:val="000000" w:themeColor="text1"/>
+        </w:rPr>
+        <w:t>- Personalised suggestion logic, including integration tracking and category thresholds.</w:t>
       </w:r>
     </w:p>
     <w:p>
@@ -2552,7 +2627,7 @@
           <w:rFonts w:ascii="Aptos" w:eastAsia="Aptos" w:hAnsi="Aptos" w:cs="Aptos"/>
           <w:color w:val="000000" w:themeColor="text1"/>
         </w:rPr>
-        <w:t>White box testing will be carried out during development to verify the internal logic and control flow of key algorithms. This ensures that all logical paths are executed correctly and that validation, threshold, and permission to operate as intended.</w:t>
+        <w:t>- Staff data filtering logic, including date range validation and data availability checks.</w:t>
       </w:r>
     </w:p>
     <w:p>
@@ -2568,86 +2643,6 @@
           <w:rFonts w:ascii="Aptos" w:eastAsia="Aptos" w:hAnsi="Aptos" w:cs="Aptos"/>
           <w:color w:val="000000" w:themeColor="text1"/>
         </w:rPr>
-        <w:t>White box testing will focus on:</w:t>
-      </w:r>
-    </w:p>
-    <w:p>
-      <w:pPr>
-        <w:ind w:left="720"/>
-        <w:rPr>
-          <w:rFonts w:ascii="Aptos" w:eastAsia="Aptos" w:hAnsi="Aptos" w:cs="Aptos"/>
-          <w:color w:val="000000" w:themeColor="text1"/>
-        </w:rPr>
-      </w:pPr>
-      <w:r>
-        <w:rPr>
-          <w:rFonts w:ascii="Aptos" w:eastAsia="Aptos" w:hAnsi="Aptos" w:cs="Aptos"/>
-          <w:color w:val="000000" w:themeColor="text1"/>
-        </w:rPr>
-        <w:t>- Navigation route calculation algorithms, including coordinate validation and fallback handling.</w:t>
-      </w:r>
-    </w:p>
-    <w:p>
-      <w:pPr>
-        <w:ind w:left="720"/>
-        <w:rPr>
-          <w:rFonts w:ascii="Aptos" w:eastAsia="Aptos" w:hAnsi="Aptos" w:cs="Aptos"/>
-          <w:color w:val="000000" w:themeColor="text1"/>
-        </w:rPr>
-      </w:pPr>
-      <w:r>
-        <w:rPr>
-          <w:rFonts w:ascii="Aptos" w:eastAsia="Aptos" w:hAnsi="Aptos" w:cs="Aptos"/>
-          <w:color w:val="000000" w:themeColor="text1"/>
-        </w:rPr>
-        <w:t>- Queue alert threshold comparisons and notification triggers.</w:t>
-      </w:r>
-    </w:p>
-    <w:p>
-      <w:pPr>
-        <w:ind w:left="720"/>
-        <w:rPr>
-          <w:rFonts w:ascii="Aptos" w:eastAsia="Aptos" w:hAnsi="Aptos" w:cs="Aptos"/>
-          <w:color w:val="000000" w:themeColor="text1"/>
-        </w:rPr>
-      </w:pPr>
-      <w:r>
-        <w:rPr>
-          <w:rFonts w:ascii="Aptos" w:eastAsia="Aptos" w:hAnsi="Aptos" w:cs="Aptos"/>
-          <w:color w:val="000000" w:themeColor="text1"/>
-        </w:rPr>
-        <w:t>- Personalised suggestion logic, including integration tracking and category thresholds.</w:t>
-      </w:r>
-    </w:p>
-    <w:p>
-      <w:pPr>
-        <w:ind w:left="720"/>
-        <w:rPr>
-          <w:rFonts w:ascii="Aptos" w:eastAsia="Aptos" w:hAnsi="Aptos" w:cs="Aptos"/>
-          <w:color w:val="000000" w:themeColor="text1"/>
-        </w:rPr>
-      </w:pPr>
-      <w:r>
-        <w:rPr>
-          <w:rFonts w:ascii="Aptos" w:eastAsia="Aptos" w:hAnsi="Aptos" w:cs="Aptos"/>
-          <w:color w:val="000000" w:themeColor="text1"/>
-        </w:rPr>
-        <w:t>- Staff data filtering logic, including date range validation and data availability checks.</w:t>
-      </w:r>
-    </w:p>
-    <w:p>
-      <w:pPr>
-        <w:ind w:left="720"/>
-        <w:rPr>
-          <w:rFonts w:ascii="Aptos" w:eastAsia="Aptos" w:hAnsi="Aptos" w:cs="Aptos"/>
-          <w:color w:val="000000" w:themeColor="text1"/>
-        </w:rPr>
-      </w:pPr>
-      <w:r>
-        <w:rPr>
-          <w:rFonts w:ascii="Aptos" w:eastAsia="Aptos" w:hAnsi="Aptos" w:cs="Aptos"/>
-          <w:color w:val="000000" w:themeColor="text1"/>
-        </w:rPr>
         <w:t>This approach ensures that loops terminate correctly, decision points behave as intended, and error-handling paths are triggered when invalid data is encountered.</w:t>
       </w:r>
     </w:p>
@@ -2669,7 +2664,17 @@
           <w:color w:val="000000" w:themeColor="text1"/>
           <w:u w:val="single"/>
         </w:rPr>
-        <w:t xml:space="preserve">9.3 </w:t>
+        <w:t>10</w:t>
+      </w:r>
+      <w:r>
+        <w:rPr>
+          <w:rFonts w:ascii="Aptos" w:eastAsia="Aptos" w:hAnsi="Aptos" w:cs="Aptos"/>
+          <w:i/>
+          <w:iCs/>
+          <w:color w:val="000000" w:themeColor="text1"/>
+          <w:u w:val="single"/>
+        </w:rPr>
+        <w:t xml:space="preserve">.3 </w:t>
       </w:r>
       <w:r>
         <w:rPr>
@@ -2715,7 +2720,17 @@
           <w:color w:val="000000" w:themeColor="text1"/>
           <w:u w:val="single"/>
         </w:rPr>
-        <w:t xml:space="preserve">9.4 </w:t>
+        <w:t>10</w:t>
+      </w:r>
+      <w:r>
+        <w:rPr>
+          <w:rFonts w:ascii="Aptos" w:eastAsia="Aptos" w:hAnsi="Aptos" w:cs="Aptos"/>
+          <w:i/>
+          <w:iCs/>
+          <w:color w:val="000000" w:themeColor="text1"/>
+          <w:u w:val="single"/>
+        </w:rPr>
+        <w:t xml:space="preserve">.4 </w:t>
       </w:r>
       <w:r>
         <w:rPr>
@@ -2761,99 +2776,119 @@
           <w:color w:val="000000" w:themeColor="text1"/>
           <w:u w:val="single"/>
         </w:rPr>
+        <w:t>10</w:t>
+      </w:r>
+      <w:r>
+        <w:rPr>
+          <w:rFonts w:ascii="Aptos" w:eastAsia="Aptos" w:hAnsi="Aptos" w:cs="Aptos"/>
+          <w:i/>
+          <w:iCs/>
+          <w:color w:val="000000" w:themeColor="text1"/>
+          <w:u w:val="single"/>
+        </w:rPr>
+        <w:t xml:space="preserve">.5 </w:t>
+      </w:r>
+      <w:r>
+        <w:rPr>
+          <w:rFonts w:ascii="Aptos" w:eastAsia="Aptos" w:hAnsi="Aptos" w:cs="Aptos"/>
+          <w:i/>
+          <w:iCs/>
+          <w:color w:val="000000" w:themeColor="text1"/>
+          <w:u w:val="single"/>
+        </w:rPr>
+        <w:t>Integration Testing:</w:t>
+      </w:r>
+    </w:p>
+    <w:p>
+      <w:pPr>
+        <w:rPr>
+          <w:rFonts w:ascii="Aptos" w:eastAsia="Aptos" w:hAnsi="Aptos" w:cs="Aptos"/>
+          <w:color w:val="000000" w:themeColor="text1"/>
+        </w:rPr>
+      </w:pPr>
+      <w:r>
+        <w:rPr>
+          <w:rFonts w:ascii="Aptos" w:eastAsia="Aptos" w:hAnsi="Aptos" w:cs="Aptos"/>
+          <w:color w:val="000000" w:themeColor="text1"/>
+        </w:rPr>
+        <w:t>System components will be tested together to ensure correct communication between:</w:t>
+      </w:r>
+    </w:p>
+    <w:p>
+      <w:pPr>
+        <w:rPr>
+          <w:rFonts w:ascii="Aptos" w:eastAsia="Aptos" w:hAnsi="Aptos" w:cs="Aptos"/>
+          <w:color w:val="000000" w:themeColor="text1"/>
+        </w:rPr>
+      </w:pPr>
+      <w:r>
+        <w:rPr>
+          <w:rFonts w:ascii="Aptos" w:eastAsia="Aptos" w:hAnsi="Aptos" w:cs="Aptos"/>
+          <w:color w:val="000000" w:themeColor="text1"/>
+        </w:rPr>
+        <w:t>- Front-end interfaces and back-end services.</w:t>
+      </w:r>
+    </w:p>
+    <w:p>
+      <w:pPr>
+        <w:rPr>
+          <w:rFonts w:ascii="Aptos" w:eastAsia="Aptos" w:hAnsi="Aptos" w:cs="Aptos"/>
+          <w:color w:val="000000" w:themeColor="text1"/>
+        </w:rPr>
+      </w:pPr>
+      <w:r>
+        <w:rPr>
+          <w:rFonts w:ascii="Aptos" w:eastAsia="Aptos" w:hAnsi="Aptos" w:cs="Aptos"/>
+          <w:color w:val="000000" w:themeColor="text1"/>
+        </w:rPr>
+        <w:t>- User interfaces and stored data.</w:t>
+      </w:r>
+    </w:p>
+    <w:p>
+      <w:pPr>
+        <w:rPr>
+          <w:rFonts w:ascii="Aptos" w:eastAsia="Aptos" w:hAnsi="Aptos" w:cs="Aptos"/>
+          <w:color w:val="000000" w:themeColor="text1"/>
+        </w:rPr>
+      </w:pPr>
+      <w:r>
+        <w:rPr>
+          <w:rFonts w:ascii="Aptos" w:eastAsia="Aptos" w:hAnsi="Aptos" w:cs="Aptos"/>
+          <w:color w:val="000000" w:themeColor="text1"/>
+        </w:rPr>
+        <w:t>- Queue data sources and notification systems.</w:t>
+      </w:r>
+    </w:p>
+    <w:p>
+      <w:pPr>
+        <w:rPr>
+          <w:rFonts w:ascii="Aptos" w:eastAsia="Aptos" w:hAnsi="Aptos" w:cs="Aptos"/>
+          <w:i/>
+          <w:iCs/>
+          <w:color w:val="000000" w:themeColor="text1"/>
+          <w:u w:val="single"/>
+        </w:rPr>
+      </w:pPr>
+      <w:r>
+        <w:rPr>
+          <w:rFonts w:ascii="Aptos" w:eastAsia="Aptos" w:hAnsi="Aptos" w:cs="Aptos"/>
+          <w:i/>
+          <w:iCs/>
+          <w:color w:val="000000" w:themeColor="text1"/>
+          <w:u w:val="single"/>
+        </w:rPr>
         <w:lastRenderedPageBreak/>
-        <w:t xml:space="preserve">9.5 </w:t>
-      </w:r>
-      <w:r>
-        <w:rPr>
-          <w:rFonts w:ascii="Aptos" w:eastAsia="Aptos" w:hAnsi="Aptos" w:cs="Aptos"/>
-          <w:i/>
-          <w:iCs/>
-          <w:color w:val="000000" w:themeColor="text1"/>
-          <w:u w:val="single"/>
-        </w:rPr>
-        <w:t>Integration Testing:</w:t>
-      </w:r>
-    </w:p>
-    <w:p>
-      <w:pPr>
-        <w:rPr>
-          <w:rFonts w:ascii="Aptos" w:eastAsia="Aptos" w:hAnsi="Aptos" w:cs="Aptos"/>
-          <w:color w:val="000000" w:themeColor="text1"/>
-        </w:rPr>
-      </w:pPr>
-      <w:r>
-        <w:rPr>
-          <w:rFonts w:ascii="Aptos" w:eastAsia="Aptos" w:hAnsi="Aptos" w:cs="Aptos"/>
-          <w:color w:val="000000" w:themeColor="text1"/>
-        </w:rPr>
-        <w:t>System components will be tested together to ensure correct communication between:</w:t>
-      </w:r>
-    </w:p>
-    <w:p>
-      <w:pPr>
-        <w:rPr>
-          <w:rFonts w:ascii="Aptos" w:eastAsia="Aptos" w:hAnsi="Aptos" w:cs="Aptos"/>
-          <w:color w:val="000000" w:themeColor="text1"/>
-        </w:rPr>
-      </w:pPr>
-      <w:r>
-        <w:rPr>
-          <w:rFonts w:ascii="Aptos" w:eastAsia="Aptos" w:hAnsi="Aptos" w:cs="Aptos"/>
-          <w:color w:val="000000" w:themeColor="text1"/>
-        </w:rPr>
-        <w:t>- Front-end interfaces and back-end services.</w:t>
-      </w:r>
-    </w:p>
-    <w:p>
-      <w:pPr>
-        <w:rPr>
-          <w:rFonts w:ascii="Aptos" w:eastAsia="Aptos" w:hAnsi="Aptos" w:cs="Aptos"/>
-          <w:color w:val="000000" w:themeColor="text1"/>
-        </w:rPr>
-      </w:pPr>
-      <w:r>
-        <w:rPr>
-          <w:rFonts w:ascii="Aptos" w:eastAsia="Aptos" w:hAnsi="Aptos" w:cs="Aptos"/>
-          <w:color w:val="000000" w:themeColor="text1"/>
-        </w:rPr>
-        <w:t>- User interfaces and stored data.</w:t>
-      </w:r>
-    </w:p>
-    <w:p>
-      <w:pPr>
-        <w:rPr>
-          <w:rFonts w:ascii="Aptos" w:eastAsia="Aptos" w:hAnsi="Aptos" w:cs="Aptos"/>
-          <w:color w:val="000000" w:themeColor="text1"/>
-        </w:rPr>
-      </w:pPr>
-      <w:r>
-        <w:rPr>
-          <w:rFonts w:ascii="Aptos" w:eastAsia="Aptos" w:hAnsi="Aptos" w:cs="Aptos"/>
-          <w:color w:val="000000" w:themeColor="text1"/>
-        </w:rPr>
-        <w:t>- Queue data sources and notification systems.</w:t>
-      </w:r>
-    </w:p>
-    <w:p>
-      <w:pPr>
-        <w:rPr>
-          <w:rFonts w:ascii="Aptos" w:eastAsia="Aptos" w:hAnsi="Aptos" w:cs="Aptos"/>
-          <w:i/>
-          <w:iCs/>
-          <w:color w:val="000000" w:themeColor="text1"/>
-          <w:u w:val="single"/>
-        </w:rPr>
-      </w:pPr>
-      <w:r>
-        <w:rPr>
-          <w:rFonts w:ascii="Aptos" w:eastAsia="Aptos" w:hAnsi="Aptos" w:cs="Aptos"/>
-          <w:i/>
-          <w:iCs/>
-          <w:color w:val="000000" w:themeColor="text1"/>
-          <w:u w:val="single"/>
-        </w:rPr>
-        <w:t xml:space="preserve">9.6 </w:t>
+        <w:t>10</w:t>
+      </w:r>
+      <w:r>
+        <w:rPr>
+          <w:rFonts w:ascii="Aptos" w:eastAsia="Aptos" w:hAnsi="Aptos" w:cs="Aptos"/>
+          <w:i/>
+          <w:iCs/>
+          <w:color w:val="000000" w:themeColor="text1"/>
+          <w:u w:val="single"/>
+        </w:rPr>
+        <w:t xml:space="preserve">.6 </w:t>
       </w:r>
       <w:r>
         <w:rPr>
@@ -2899,7 +2934,17 @@
           <w:color w:val="000000" w:themeColor="text1"/>
           <w:u w:val="single"/>
         </w:rPr>
-        <w:t xml:space="preserve">9.7 </w:t>
+        <w:t>10</w:t>
+      </w:r>
+      <w:r>
+        <w:rPr>
+          <w:rFonts w:ascii="Aptos" w:eastAsia="Aptos" w:hAnsi="Aptos" w:cs="Aptos"/>
+          <w:i/>
+          <w:iCs/>
+          <w:color w:val="000000" w:themeColor="text1"/>
+          <w:u w:val="single"/>
+        </w:rPr>
+        <w:t xml:space="preserve">.7 </w:t>
       </w:r>
       <w:r>
         <w:rPr>
@@ -2945,7 +2990,17 @@
           <w:color w:val="000000" w:themeColor="text1"/>
           <w:u w:val="single"/>
         </w:rPr>
-        <w:t xml:space="preserve">9.8 </w:t>
+        <w:t>10</w:t>
+      </w:r>
+      <w:r>
+        <w:rPr>
+          <w:rFonts w:ascii="Aptos" w:eastAsia="Aptos" w:hAnsi="Aptos" w:cs="Aptos"/>
+          <w:i/>
+          <w:iCs/>
+          <w:color w:val="000000" w:themeColor="text1"/>
+          <w:u w:val="single"/>
+        </w:rPr>
+        <w:t xml:space="preserve">.8 </w:t>
       </w:r>
       <w:r>
         <w:rPr>
@@ -3119,7 +3174,17 @@
           <w:color w:val="000000" w:themeColor="text1"/>
           <w:u w:val="single"/>
         </w:rPr>
-        <w:t xml:space="preserve">9.9 </w:t>
+        <w:t>10</w:t>
+      </w:r>
+      <w:r>
+        <w:rPr>
+          <w:rFonts w:ascii="Aptos" w:eastAsia="Aptos" w:hAnsi="Aptos" w:cs="Aptos"/>
+          <w:i/>
+          <w:iCs/>
+          <w:color w:val="000000" w:themeColor="text1"/>
+          <w:u w:val="single"/>
+        </w:rPr>
+        <w:t xml:space="preserve">.9 </w:t>
       </w:r>
       <w:r>
         <w:rPr>
@@ -3189,59 +3254,69 @@
           <w:rFonts w:ascii="Aptos" w:eastAsia="Aptos" w:hAnsi="Aptos" w:cs="Aptos"/>
           <w:color w:val="000000" w:themeColor="text1"/>
         </w:rPr>
+        <w:t>- The affected component will be re-tested.</w:t>
+      </w:r>
+    </w:p>
+    <w:p>
+      <w:pPr>
+        <w:rPr>
+          <w:rFonts w:ascii="Aptos" w:eastAsia="Aptos" w:hAnsi="Aptos" w:cs="Aptos"/>
+          <w:color w:val="000000" w:themeColor="text1"/>
+        </w:rPr>
+      </w:pPr>
+      <w:r>
+        <w:rPr>
+          <w:rFonts w:ascii="Aptos" w:eastAsia="Aptos" w:hAnsi="Aptos" w:cs="Aptos"/>
+          <w:color w:val="000000" w:themeColor="text1"/>
+        </w:rPr>
+        <w:t>- Regression testing will be carried out to confirm that the fix has not introduced new issues.</w:t>
+      </w:r>
+    </w:p>
+    <w:p>
+      <w:pPr>
+        <w:rPr>
+          <w:rFonts w:ascii="Aptos" w:eastAsia="Aptos" w:hAnsi="Aptos" w:cs="Aptos"/>
+          <w:color w:val="000000" w:themeColor="text1"/>
+        </w:rPr>
+      </w:pPr>
+      <w:r>
+        <w:rPr>
+          <w:rFonts w:ascii="Aptos" w:eastAsia="Aptos" w:hAnsi="Aptos" w:cs="Aptos"/>
+          <w:color w:val="000000" w:themeColor="text1"/>
+        </w:rPr>
+        <w:t>Testing outcomes will inform iterative improvements to the system, ensuring the final solution is reliable, secure, and fit for purpose.</w:t>
+      </w:r>
+    </w:p>
+    <w:p>
+      <w:pPr>
+        <w:rPr>
+          <w:rFonts w:ascii="Aptos" w:eastAsia="Aptos" w:hAnsi="Aptos" w:cs="Aptos"/>
+          <w:i/>
+          <w:iCs/>
+          <w:color w:val="000000" w:themeColor="text1"/>
+          <w:u w:val="single"/>
+        </w:rPr>
+      </w:pPr>
+      <w:r>
+        <w:rPr>
+          <w:rFonts w:ascii="Aptos" w:eastAsia="Aptos" w:hAnsi="Aptos" w:cs="Aptos"/>
+          <w:i/>
+          <w:iCs/>
+          <w:color w:val="000000" w:themeColor="text1"/>
+          <w:u w:val="single"/>
+        </w:rPr>
         <w:lastRenderedPageBreak/>
-        <w:t>- The affected component will be re-tested.</w:t>
-      </w:r>
-    </w:p>
-    <w:p>
-      <w:pPr>
-        <w:rPr>
-          <w:rFonts w:ascii="Aptos" w:eastAsia="Aptos" w:hAnsi="Aptos" w:cs="Aptos"/>
-          <w:color w:val="000000" w:themeColor="text1"/>
-        </w:rPr>
-      </w:pPr>
-      <w:r>
-        <w:rPr>
-          <w:rFonts w:ascii="Aptos" w:eastAsia="Aptos" w:hAnsi="Aptos" w:cs="Aptos"/>
-          <w:color w:val="000000" w:themeColor="text1"/>
-        </w:rPr>
-        <w:t>- Regression testing will be carried out to confirm that the fix has not introduced new issues.</w:t>
-      </w:r>
-    </w:p>
-    <w:p>
-      <w:pPr>
-        <w:rPr>
-          <w:rFonts w:ascii="Aptos" w:eastAsia="Aptos" w:hAnsi="Aptos" w:cs="Aptos"/>
-          <w:color w:val="000000" w:themeColor="text1"/>
-        </w:rPr>
-      </w:pPr>
-      <w:r>
-        <w:rPr>
-          <w:rFonts w:ascii="Aptos" w:eastAsia="Aptos" w:hAnsi="Aptos" w:cs="Aptos"/>
-          <w:color w:val="000000" w:themeColor="text1"/>
-        </w:rPr>
-        <w:t>Testing outcomes will inform iterative improvements to the system, ensuring the final solution is reliable, secure, and fit for purpose.</w:t>
-      </w:r>
-    </w:p>
-    <w:p>
-      <w:pPr>
-        <w:rPr>
-          <w:rFonts w:ascii="Aptos" w:eastAsia="Aptos" w:hAnsi="Aptos" w:cs="Aptos"/>
-          <w:i/>
-          <w:iCs/>
-          <w:color w:val="000000" w:themeColor="text1"/>
-          <w:u w:val="single"/>
-        </w:rPr>
-      </w:pPr>
-      <w:r>
-        <w:rPr>
-          <w:rFonts w:ascii="Aptos" w:eastAsia="Aptos" w:hAnsi="Aptos" w:cs="Aptos"/>
-          <w:i/>
-          <w:iCs/>
-          <w:color w:val="000000" w:themeColor="text1"/>
-          <w:u w:val="single"/>
-        </w:rPr>
-        <w:t xml:space="preserve">9.10 </w:t>
+        <w:t>10</w:t>
+      </w:r>
+      <w:r>
+        <w:rPr>
+          <w:rFonts w:ascii="Aptos" w:eastAsia="Aptos" w:hAnsi="Aptos" w:cs="Aptos"/>
+          <w:i/>
+          <w:iCs/>
+          <w:color w:val="000000" w:themeColor="text1"/>
+          <w:u w:val="single"/>
+        </w:rPr>
+        <w:t xml:space="preserve">.10 </w:t>
       </w:r>
       <w:r>
         <w:rPr>
@@ -3375,14 +3450,24 @@
           <w:u w:val="single"/>
         </w:rPr>
       </w:pPr>
-      <w:r>
-        <w:rPr>
-          <w:i/>
-          <w:iCs/>
-          <w:u w:val="single"/>
-        </w:rPr>
-        <w:t xml:space="preserve">10. </w:t>
-      </w:r>
+    </w:p>
+    <w:p>
+      <w:pPr>
+        <w:rPr>
+          <w:i/>
+          <w:iCs/>
+          <w:u w:val="single"/>
+        </w:rPr>
+      </w:pPr>
+    </w:p>
+    <w:p>
+      <w:pPr>
+        <w:rPr>
+          <w:i/>
+          <w:iCs/>
+          <w:u w:val="single"/>
+        </w:rPr>
+      </w:pPr>
       <w:r>
         <w:rPr>
           <w:i/>
@@ -3400,31 +3485,727 @@
         <w:t>:</w:t>
       </w:r>
     </w:p>
-    <w:p>
-      <w:r>
-        <w:t>There is a risk that, in the event of a data breach or misuse of data, confidential visitor information could be exploited. This may lead to consequences such as identity theft, financial loss, or loss of user trust. The system mitigates this risk through the implementation of multi-factor authentication (MFA), which reduces the likelihood of unauthorised access to user accounts.</w:t>
-      </w:r>
-    </w:p>
-    <w:p>
-      <w:r>
-        <w:t>The system may also present a risk to operational coordination if inaccurate real-time information is delivered to users. This could negatively impact the visitor experience and reduce trust in the digital platform, leading users to rely less on system-provided information. To mitigate this risk, the system should ensure regular data validation and prioritise accuracy in real-time updates.</w:t>
-      </w:r>
-    </w:p>
-    <w:p>
-      <w:r>
-        <w:t>Additionally, there is a risk that system downtime could affect staff communication and user data management. This may result in increased staff workload due to reliance on manual processes and alternative communication methods. The system mitigates this risk through redundancy, where critical systems are supported by backup servers or secondary control networks to maintain operational continuity.</w:t>
-      </w:r>
-    </w:p>
+    <w:tbl>
+      <w:tblPr>
+        <w:tblStyle w:val="TableGrid"/>
+        <w:tblW w:w="0" w:type="auto"/>
+        <w:tblLook w:val="04A0" w:firstRow="1" w:lastRow="0" w:firstColumn="1" w:lastColumn="0" w:noHBand="0" w:noVBand="1"/>
+      </w:tblPr>
+      <w:tblGrid>
+        <w:gridCol w:w="4508"/>
+        <w:gridCol w:w="4508"/>
+      </w:tblGrid>
+      <w:tr>
+        <w:tc>
+          <w:tcPr>
+            <w:tcW w:w="4508" w:type="dxa"/>
+          </w:tcPr>
+          <w:p>
+            <w:r>
+              <w:t>Field</w:t>
+            </w:r>
+          </w:p>
+        </w:tc>
+        <w:tc>
+          <w:tcPr>
+            <w:tcW w:w="4508" w:type="dxa"/>
+          </w:tcPr>
+          <w:p>
+            <w:r>
+              <w:t>Content</w:t>
+            </w:r>
+          </w:p>
+        </w:tc>
+      </w:tr>
+      <w:tr>
+        <w:tc>
+          <w:tcPr>
+            <w:tcW w:w="4508" w:type="dxa"/>
+          </w:tcPr>
+          <w:p>
+            <w:r>
+              <w:t>Risk</w:t>
+            </w:r>
+          </w:p>
+        </w:tc>
+        <w:tc>
+          <w:tcPr>
+            <w:tcW w:w="4508" w:type="dxa"/>
+          </w:tcPr>
+          <w:p>
+            <w:r>
+              <w:t>Inaccurate real-time information delivery affecting operational coordination</w:t>
+            </w:r>
+            <w:r>
+              <w:t xml:space="preserve"> which could impact visitor experience and</w:t>
+            </w:r>
+            <w:r>
+              <w:t xml:space="preserve"> </w:t>
+            </w:r>
+            <w:r>
+              <w:t>reputati</w:t>
+            </w:r>
+            <w:r>
+              <w:t>onal damage to the London Zoo.</w:t>
+            </w:r>
+          </w:p>
+        </w:tc>
+      </w:tr>
+      <w:tr>
+        <w:tc>
+          <w:tcPr>
+            <w:tcW w:w="4508" w:type="dxa"/>
+          </w:tcPr>
+          <w:p>
+            <w:r>
+              <w:t>likelihood</w:t>
+            </w:r>
+          </w:p>
+        </w:tc>
+        <w:tc>
+          <w:tcPr>
+            <w:tcW w:w="4508" w:type="dxa"/>
+          </w:tcPr>
+          <w:p>
+            <w:pPr>
+              <w:tabs>
+                <w:tab w:val="center" w:pos="2146"/>
+              </w:tabs>
+            </w:pPr>
+            <w:r>
+              <w:t>Medium</w:t>
+            </w:r>
+            <w:r>
+              <w:t xml:space="preserve"> </w:t>
+            </w:r>
+            <w:r>
+              <w:t>— queue data accuracy depends on consistent staff updates and stable data connections, both of which can be disrupted during peak visitor periods.</w:t>
+            </w:r>
+          </w:p>
+        </w:tc>
+      </w:tr>
+      <w:tr>
+        <w:tc>
+          <w:tcPr>
+            <w:tcW w:w="4508" w:type="dxa"/>
+          </w:tcPr>
+          <w:p>
+            <w:r>
+              <w:t>Impact</w:t>
+            </w:r>
+          </w:p>
+        </w:tc>
+        <w:tc>
+          <w:tcPr>
+            <w:tcW w:w="4508" w:type="dxa"/>
+          </w:tcPr>
+          <w:p>
+            <w:r>
+              <w:t>Medium</w:t>
+            </w:r>
+            <w:r>
+              <w:t xml:space="preserve"> </w:t>
+            </w:r>
+            <w:r>
+              <w:t xml:space="preserve">— inaccurate queue information frustrates visitors and reduces trust in the </w:t>
+            </w:r>
+            <w:proofErr w:type="gramStart"/>
+            <w:r>
+              <w:t>platform, but</w:t>
+            </w:r>
+            <w:proofErr w:type="gramEnd"/>
+            <w:r>
+              <w:t xml:space="preserve"> does not compromise data security or cause lasting operational damage.</w:t>
+            </w:r>
+          </w:p>
+        </w:tc>
+      </w:tr>
+      <w:tr>
+        <w:tc>
+          <w:tcPr>
+            <w:tcW w:w="4508" w:type="dxa"/>
+          </w:tcPr>
+          <w:p>
+            <w:r>
+              <w:t>Mitigation</w:t>
+            </w:r>
+          </w:p>
+        </w:tc>
+        <w:tc>
+          <w:tcPr>
+            <w:tcW w:w="4508" w:type="dxa"/>
+          </w:tcPr>
+          <w:p>
+            <w:r>
+              <w:t xml:space="preserve">The </w:t>
+            </w:r>
+            <w:proofErr w:type="spellStart"/>
+            <w:r>
+              <w:t>queue_status</w:t>
+            </w:r>
+            <w:proofErr w:type="spellEnd"/>
+            <w:r>
+              <w:t xml:space="preserve"> tables </w:t>
+            </w:r>
+            <w:proofErr w:type="gramStart"/>
+            <w:r>
+              <w:t>records</w:t>
+            </w:r>
+            <w:proofErr w:type="gramEnd"/>
+            <w:r>
+              <w:t xml:space="preserve"> a </w:t>
+            </w:r>
+            <w:proofErr w:type="spellStart"/>
+            <w:r>
+              <w:t>last_updated</w:t>
+            </w:r>
+            <w:proofErr w:type="spellEnd"/>
+            <w:r>
+              <w:t xml:space="preserve"> timestamp on every </w:t>
+            </w:r>
+            <w:proofErr w:type="spellStart"/>
+            <w:proofErr w:type="gramStart"/>
+            <w:r>
+              <w:t>write,enabling</w:t>
+            </w:r>
+            <w:proofErr w:type="spellEnd"/>
+            <w:proofErr w:type="gramEnd"/>
+            <w:r>
+              <w:t xml:space="preserve"> the system to detect </w:t>
+            </w:r>
+            <w:r>
+              <w:t>stale data. If queue data has not been updated within a defined threshold</w:t>
+            </w:r>
+            <w:r>
+              <w:t xml:space="preserve">, users are notified that data may be unavailable rather than displaying inaccurate information. This is </w:t>
+            </w:r>
+            <w:proofErr w:type="gramStart"/>
+            <w:r>
+              <w:t>handle</w:t>
+            </w:r>
+            <w:proofErr w:type="gramEnd"/>
+            <w:r>
+              <w:t xml:space="preserve"> explicitly in the queue alert algorithms error path</w:t>
+            </w:r>
+            <w:r>
+              <w:t xml:space="preserve"> </w:t>
+            </w:r>
+          </w:p>
+        </w:tc>
+      </w:tr>
+    </w:tbl>
     <w:p/>
+    <w:tbl>
+      <w:tblPr>
+        <w:tblStyle w:val="TableGrid"/>
+        <w:tblW w:w="9016" w:type="dxa"/>
+        <w:tblLook w:val="04A0" w:firstRow="1" w:lastRow="0" w:firstColumn="1" w:lastColumn="0" w:noHBand="0" w:noVBand="1"/>
+      </w:tblPr>
+      <w:tblGrid>
+        <w:gridCol w:w="4508"/>
+        <w:gridCol w:w="4508"/>
+      </w:tblGrid>
+      <w:tr>
+        <w:tc>
+          <w:tcPr>
+            <w:tcW w:w="4508" w:type="dxa"/>
+          </w:tcPr>
+          <w:p>
+            <w:r>
+              <w:t>Field</w:t>
+            </w:r>
+          </w:p>
+        </w:tc>
+        <w:tc>
+          <w:tcPr>
+            <w:tcW w:w="4508" w:type="dxa"/>
+          </w:tcPr>
+          <w:p>
+            <w:r>
+              <w:t>Content</w:t>
+            </w:r>
+          </w:p>
+        </w:tc>
+      </w:tr>
+      <w:tr>
+        <w:tc>
+          <w:tcPr>
+            <w:tcW w:w="4508" w:type="dxa"/>
+          </w:tcPr>
+          <w:p>
+            <w:r>
+              <w:lastRenderedPageBreak/>
+              <w:t>Risk</w:t>
+            </w:r>
+          </w:p>
+        </w:tc>
+        <w:tc>
+          <w:tcPr>
+            <w:tcW w:w="4508" w:type="dxa"/>
+          </w:tcPr>
+          <w:p>
+            <w:r>
+              <w:t>System downtime affecting staff communication and user data management. Which may result in increased staff workload due to reliance on manual processes and alternative communication methods.</w:t>
+            </w:r>
+          </w:p>
+        </w:tc>
+      </w:tr>
+      <w:tr>
+        <w:tc>
+          <w:tcPr>
+            <w:tcW w:w="4508" w:type="dxa"/>
+          </w:tcPr>
+          <w:p>
+            <w:r>
+              <w:t>likelihood</w:t>
+            </w:r>
+          </w:p>
+        </w:tc>
+        <w:tc>
+          <w:tcPr>
+            <w:tcW w:w="4508" w:type="dxa"/>
+          </w:tcPr>
+          <w:p>
+            <w:r>
+              <w:t xml:space="preserve">Low </w:t>
+            </w:r>
+            <w:r>
+              <w:t>— modern cloud hosting infrastructure is highly reliable, and the system's graceful degradation mechanisms further reduce the probability of total failure affecting all features simultaneously.</w:t>
+            </w:r>
+          </w:p>
+        </w:tc>
+      </w:tr>
+      <w:tr>
+        <w:tc>
+          <w:tcPr>
+            <w:tcW w:w="4508" w:type="dxa"/>
+          </w:tcPr>
+          <w:p>
+            <w:r>
+              <w:t>Impact</w:t>
+            </w:r>
+          </w:p>
+        </w:tc>
+        <w:tc>
+          <w:tcPr>
+            <w:tcW w:w="4508" w:type="dxa"/>
+          </w:tcPr>
+          <w:p>
+            <w:r>
+              <w:t>Medium</w:t>
+            </w:r>
+            <w:r>
+              <w:t xml:space="preserve"> </w:t>
+            </w:r>
+            <w:r>
+              <w:t>— staff dashboard access and live queue monitoring are temporarily lost, increasing manual workload, though visitor-facing features degrade gracefully rather than failing entirely.</w:t>
+            </w:r>
+          </w:p>
+        </w:tc>
+      </w:tr>
+      <w:tr>
+        <w:tc>
+          <w:tcPr>
+            <w:tcW w:w="4508" w:type="dxa"/>
+          </w:tcPr>
+          <w:p>
+            <w:r>
+              <w:t>Mitigation</w:t>
+            </w:r>
+          </w:p>
+        </w:tc>
+        <w:tc>
+          <w:tcPr>
+            <w:tcW w:w="4508" w:type="dxa"/>
+          </w:tcPr>
+          <w:p>
+            <w:r>
+              <w:t xml:space="preserve">The system implements graceful degradation </w:t>
+            </w:r>
+            <w:r>
+              <w:t xml:space="preserve">by displaying a static map when live data is unavailable and </w:t>
+            </w:r>
+            <w:r>
+              <w:t xml:space="preserve">informative error messages informing users what </w:t>
+            </w:r>
+            <w:r>
+              <w:t>went</w:t>
+            </w:r>
+            <w:r>
+              <w:t xml:space="preserve"> wrong and wh</w:t>
+            </w:r>
+            <w:r>
+              <w:t>at to do next</w:t>
+            </w:r>
+          </w:p>
+        </w:tc>
+      </w:tr>
+    </w:tbl>
+    <w:p/>
+    <w:tbl>
+      <w:tblPr>
+        <w:tblStyle w:val="TableGrid"/>
+        <w:tblW w:w="0" w:type="auto"/>
+        <w:tblLook w:val="04A0" w:firstRow="1" w:lastRow="0" w:firstColumn="1" w:lastColumn="0" w:noHBand="0" w:noVBand="1"/>
+      </w:tblPr>
+      <w:tblGrid>
+        <w:gridCol w:w="4508"/>
+        <w:gridCol w:w="4508"/>
+      </w:tblGrid>
+      <w:tr>
+        <w:tc>
+          <w:tcPr>
+            <w:tcW w:w="4508" w:type="dxa"/>
+            <w:vAlign w:val="center"/>
+          </w:tcPr>
+          <w:p>
+            <w:r>
+              <w:rPr>
+                <w:b/>
+                <w:bCs/>
+              </w:rPr>
+              <w:t>Field</w:t>
+            </w:r>
+          </w:p>
+        </w:tc>
+        <w:tc>
+          <w:tcPr>
+            <w:tcW w:w="4508" w:type="dxa"/>
+            <w:vAlign w:val="center"/>
+          </w:tcPr>
+          <w:p>
+            <w:r>
+              <w:rPr>
+                <w:b/>
+                <w:bCs/>
+              </w:rPr>
+              <w:t>Content</w:t>
+            </w:r>
+          </w:p>
+        </w:tc>
+      </w:tr>
+      <w:tr>
+        <w:tc>
+          <w:tcPr>
+            <w:tcW w:w="4508" w:type="dxa"/>
+            <w:vAlign w:val="center"/>
+          </w:tcPr>
+          <w:p>
+            <w:r>
+              <w:rPr>
+                <w:rStyle w:val="Strong"/>
+              </w:rPr>
+              <w:t>Risk</w:t>
+            </w:r>
+          </w:p>
+        </w:tc>
+        <w:tc>
+          <w:tcPr>
+            <w:tcW w:w="4508" w:type="dxa"/>
+            <w:vAlign w:val="center"/>
+          </w:tcPr>
+          <w:p>
+            <w:r>
+              <w:t>Unauthorised access to confidential visitor data through interception or credential theft could result in identity theft, financial loss or reputational damage to London Zoo</w:t>
+            </w:r>
+          </w:p>
+        </w:tc>
+      </w:tr>
+      <w:tr>
+        <w:tc>
+          <w:tcPr>
+            <w:tcW w:w="4508" w:type="dxa"/>
+            <w:vAlign w:val="center"/>
+          </w:tcPr>
+          <w:p>
+            <w:r>
+              <w:rPr>
+                <w:rStyle w:val="Strong"/>
+              </w:rPr>
+              <w:t>Likelihood</w:t>
+            </w:r>
+          </w:p>
+        </w:tc>
+        <w:tc>
+          <w:tcPr>
+            <w:tcW w:w="4508" w:type="dxa"/>
+            <w:vAlign w:val="center"/>
+          </w:tcPr>
+          <w:p>
+            <w:r>
+              <w:t>Medium</w:t>
+            </w:r>
+            <w:r>
+              <w:t xml:space="preserve"> - </w:t>
+            </w:r>
+            <w:r>
+              <w:t xml:space="preserve">data breaches are a realistic threat for any platform handling personal data, though HTTPS encryption, </w:t>
+            </w:r>
+            <w:proofErr w:type="spellStart"/>
+            <w:r>
+              <w:t>bcrypt</w:t>
+            </w:r>
+            <w:proofErr w:type="spellEnd"/>
+            <w:r>
+              <w:t xml:space="preserve"> password hashing and token expiry significantly reduce the probability of a successful attack.</w:t>
+            </w:r>
+          </w:p>
+        </w:tc>
+      </w:tr>
+      <w:tr>
+        <w:tc>
+          <w:tcPr>
+            <w:tcW w:w="4508" w:type="dxa"/>
+            <w:vAlign w:val="center"/>
+          </w:tcPr>
+          <w:p>
+            <w:r>
+              <w:rPr>
+                <w:rStyle w:val="Strong"/>
+              </w:rPr>
+              <w:t>Impact</w:t>
+            </w:r>
+          </w:p>
+        </w:tc>
+        <w:tc>
+          <w:tcPr>
+            <w:tcW w:w="4508" w:type="dxa"/>
+            <w:vAlign w:val="center"/>
+          </w:tcPr>
+          <w:p>
+            <w:r>
+              <w:t>High</w:t>
+            </w:r>
+            <w:r>
+              <w:t xml:space="preserve"> - </w:t>
+            </w:r>
+            <w:r>
+              <w:t>a successful breach could expose visitor credentials and personal data, resulting in identity theft, financial loss and significant reputational damage to London Zoo, as well as potential GDPR enforcement action.</w:t>
+            </w:r>
+          </w:p>
+        </w:tc>
+      </w:tr>
+      <w:tr>
+        <w:tc>
+          <w:tcPr>
+            <w:tcW w:w="4508" w:type="dxa"/>
+            <w:vAlign w:val="center"/>
+          </w:tcPr>
+          <w:p>
+            <w:r>
+              <w:rPr>
+                <w:rStyle w:val="Strong"/>
+              </w:rPr>
+              <w:t>Mitigation</w:t>
+            </w:r>
+          </w:p>
+        </w:tc>
+        <w:tc>
+          <w:tcPr>
+            <w:tcW w:w="4508" w:type="dxa"/>
+            <w:vAlign w:val="center"/>
+          </w:tcPr>
+          <w:p>
+            <w:r>
+              <w:t>All data transmissions are encrypted using HTTPS/TLS to prevent interception.</w:t>
+            </w:r>
+            <w:r>
+              <w:t xml:space="preserve"> </w:t>
+            </w:r>
+            <w:r>
+              <w:t xml:space="preserve">Passwords are stored as </w:t>
+            </w:r>
+            <w:proofErr w:type="spellStart"/>
+            <w:r>
+              <w:t>bcrypt</w:t>
+            </w:r>
+            <w:proofErr w:type="spellEnd"/>
+            <w:r>
+              <w:t xml:space="preserve"> hashes ensuring plaintext credentials are never </w:t>
+            </w:r>
+            <w:r>
+              <w:lastRenderedPageBreak/>
+              <w:t>exposed in the event of a breach. Authentication tokens expire after 24 hours of inactivity to limit the window of unauthorised access. The system complies with UK GDPR requirements for data storage and processing.</w:t>
+            </w:r>
+            <w:r>
+              <w:t xml:space="preserve">  </w:t>
+            </w:r>
+            <w:r>
+              <w:t xml:space="preserve"> Passwords are stored as </w:t>
+            </w:r>
+            <w:proofErr w:type="spellStart"/>
+            <w:r>
+              <w:t>bcrypt</w:t>
+            </w:r>
+            <w:proofErr w:type="spellEnd"/>
+            <w:r>
+              <w:t xml:space="preserve"> hashes ensuring plaintext credentials are never exposed in the event of a breach. Authentication tokens expire after 24 hours of inactivity to limit the window of unauthorised access. The system complies with UK GDPR requirements for data storage and processing.</w:t>
+            </w:r>
+          </w:p>
+        </w:tc>
+      </w:tr>
+    </w:tbl>
+    <w:p/>
+    <w:p/>
+    <w:p>
+      <w:r>
+        <w:t xml:space="preserve">The system must consider the UK’s GDPR in relation to user data management, in both how long the data is kept for and the explicit purpose for which it is collected. The proposed system supports this by restricting access to personal data through authentication and role-based access controls, ensuring that user information is only accessible to authorised users and staff. Additionally, user data is collected solely to support system functionality such account personalisation and navigation, reducing unnecessary data retention. </w:t>
+      </w:r>
+    </w:p>
+    <w:p>
+      <w:r>
+        <w:t>The organisation must comply with WCAG accessibility guidelines to ensure that the hybrid platform supports a range of users with different accessibility needs. The system addresses this through clear and consistent navigation structures, accessible interface elements and compatibility with assistive technologies, enabling users with visual, motor, or cognitive impairments to interact with the platform effectively.</w:t>
+      </w:r>
+    </w:p>
+    <w:p/>
+    <w:p>
+      <w:pPr>
+        <w:pStyle w:val="ListParagraph"/>
+        <w:numPr>
+          <w:ilvl w:val="0"/>
+          <w:numId w:val="6"/>
+        </w:numPr>
+      </w:pPr>
+      <w:r>
+        <w:rPr>
+          <w:i/>
+          <w:iCs/>
+          <w:u w:val="single"/>
+        </w:rPr>
+        <w:t>KPIs &amp; User Acceptance Criteria</w:t>
+      </w:r>
+      <w:r>
+        <w:t>:</w:t>
+      </w:r>
+    </w:p>
+    <w:p>
+      <w:r>
+        <w:t xml:space="preserve">12.1. </w:t>
+      </w:r>
+      <w:r>
+        <w:rPr>
+          <w:i/>
+          <w:iCs/>
+          <w:u w:val="single"/>
+        </w:rPr>
+        <w:t>KPI’s</w:t>
+      </w:r>
+      <w:r>
+        <w:t>:</w:t>
+      </w:r>
+    </w:p>
+    <w:p>
+      <w:r>
+        <w:t xml:space="preserve">At least 50 % </w:t>
+      </w:r>
+      <w:r>
+        <w:t xml:space="preserve">percent of users who finish creating their accounts within one hour </w:t>
+      </w:r>
+      <w:r>
+        <w:t>of starting the registration process measured over the f</w:t>
+      </w:r>
+      <w:r>
+        <w:t>irst 3 months post-launch.</w:t>
+      </w:r>
+    </w:p>
+    <w:p>
+      <w:r>
+        <w:t xml:space="preserve">The average percentage of registered users who monitor queue updates during a </w:t>
+      </w:r>
+      <w:r>
+        <w:t xml:space="preserve">day </w:t>
+      </w:r>
+      <w:r>
+        <w:t>over the first year after launch</w:t>
+      </w:r>
+      <w:r>
+        <w:t xml:space="preserve"> should be over 60%</w:t>
+      </w:r>
+      <w:r>
+        <w:t>.</w:t>
+      </w:r>
+    </w:p>
+    <w:p>
+      <w:r>
+        <w:t xml:space="preserve">The </w:t>
+      </w:r>
+      <w:r>
+        <w:t xml:space="preserve">average </w:t>
+      </w:r>
+      <w:r>
+        <w:t xml:space="preserve">of logged in users who use the navigation system during a </w:t>
+      </w:r>
+      <w:r>
+        <w:t>day o</w:t>
+      </w:r>
+      <w:r>
+        <w:t>ver the first month after launch</w:t>
+      </w:r>
+      <w:r>
+        <w:t xml:space="preserve"> should be at minimum be </w:t>
+      </w:r>
+      <w:r>
+        <w:t>80%</w:t>
+      </w:r>
+      <w:r>
+        <w:t>.</w:t>
+      </w:r>
+    </w:p>
     <w:p>
       <w:r>
         <w:lastRenderedPageBreak/>
-        <w:t xml:space="preserve">The system must consider the UK’s GDPR in relation to user data management, in both how long the data is kept for and the explicit purpose for which it is collected. The proposed system supports this by restricting access to personal data through authentication and role-based access controls, ensuring that user information is only accessible to authorised users and staff. Additionally, user data is collected solely to support system functionality such account personalisation and navigation, reducing unnecessary data retention. </w:t>
-      </w:r>
-    </w:p>
-    <w:p>
-      <w:r>
-        <w:t>The organisation must comply with WCAG accessibility guidelines to ensure that the hybrid platform supports a range of users with different accessibility needs. The system addresses this through clear and consistent navigation structures, accessible interface elements and compatibility with assistive technologies, enabling users with visual, motor, or cognitive impairments to interact with the platform effectively.</w:t>
+        <w:t xml:space="preserve">The </w:t>
+      </w:r>
+      <w:r>
+        <w:t>percentage</w:t>
+      </w:r>
+      <w:r>
+        <w:t xml:space="preserve"> of registered account successful login attempts over a year</w:t>
+      </w:r>
+      <w:r>
+        <w:t xml:space="preserve"> should be </w:t>
+      </w:r>
+      <w:r>
+        <w:t>9</w:t>
+      </w:r>
+      <w:r>
+        <w:t>0%</w:t>
+      </w:r>
+    </w:p>
+    <w:p>
+      <w:r>
+        <w:t xml:space="preserve">12.2. </w:t>
+      </w:r>
+      <w:r>
+        <w:rPr>
+          <w:i/>
+          <w:iCs/>
+          <w:u w:val="single"/>
+        </w:rPr>
+        <w:t>User Acceptance Criteria</w:t>
+      </w:r>
+      <w:r>
+        <w:t>:</w:t>
+      </w:r>
+    </w:p>
+    <w:p>
+      <w:r>
+        <w:t>The user can successfully receive and recognise real time update notifications.</w:t>
+      </w:r>
+    </w:p>
+    <w:p>
+      <w:r>
+        <w:t>The users suggested content changes from general wildlife to bird species after interacting with multiple bird sanctuaries through the navigation system.</w:t>
+      </w:r>
+    </w:p>
+    <w:p>
+      <w:r>
+        <w:t>The user can select a destination within the zoo and successfully navigate to it using the navigation system without staff assistance.</w:t>
+      </w:r>
+    </w:p>
+    <w:p>
+      <w:r>
+        <w:t>Authorised staff members can analyse stored ticket sales data through the data management system.</w:t>
       </w:r>
     </w:p>
     <w:p/>
@@ -3435,69 +4216,23 @@
           <w:iCs/>
           <w:u w:val="single"/>
         </w:rPr>
-        <w:t xml:space="preserve">11. </w:t>
-      </w:r>
-      <w:r>
-        <w:rPr>
-          <w:i/>
-          <w:iCs/>
-          <w:u w:val="single"/>
-        </w:rPr>
-        <w:t>KPIs &amp; User Acceptance Criteria</w:t>
-      </w:r>
-      <w:r>
-        <w:t>:</w:t>
-      </w:r>
-    </w:p>
-    <w:p>
-      <w:r>
-        <w:t xml:space="preserve">The ratio between users who finish creating accounts and those who do not complete it. </w:t>
-      </w:r>
-    </w:p>
-    <w:p>
-      <w:r>
-        <w:t>The average percentage of registered users who monitor queue updates during a visit.</w:t>
-      </w:r>
-    </w:p>
-    <w:p>
-      <w:r>
-        <w:t>The frequency of logged in users who use the navigation system during a visit.</w:t>
-      </w:r>
-    </w:p>
-    <w:p>
-      <w:r>
-        <w:t>The frequency of registered account successful login attempts over a year</w:t>
-      </w:r>
-    </w:p>
-    <w:p>
-      <w:r>
-        <w:t>The user can successfully receive and recognise real time update notifications.</w:t>
-      </w:r>
-    </w:p>
-    <w:p>
-      <w:r>
-        <w:t>The users suggested content changes from general wildlife to bird species after interacting with multiple bird sanctuaries through the navigation system.</w:t>
-      </w:r>
-    </w:p>
-    <w:p>
-      <w:r>
-        <w:t>The user can select a destination within the zoo and successfully navigate to it using the navigation system without staff assistance.</w:t>
-      </w:r>
-    </w:p>
-    <w:p>
-      <w:r>
-        <w:t>Authorised staff members can analyse stored ticket sales data through the data management system.</w:t>
-      </w:r>
-    </w:p>
-    <w:p/>
-    <w:p>
-      <w:r>
-        <w:rPr>
-          <w:i/>
-          <w:iCs/>
-          <w:u w:val="single"/>
-        </w:rPr>
-        <w:t xml:space="preserve">12. </w:t>
+        <w:t>1</w:t>
+      </w:r>
+      <w:r>
+        <w:rPr>
+          <w:i/>
+          <w:iCs/>
+          <w:u w:val="single"/>
+        </w:rPr>
+        <w:t>3</w:t>
+      </w:r>
+      <w:r>
+        <w:rPr>
+          <w:i/>
+          <w:iCs/>
+          <w:u w:val="single"/>
+        </w:rPr>
+        <w:t xml:space="preserve">. </w:t>
       </w:r>
       <w:r>
         <w:rPr>
@@ -5487,7 +6222,6 @@
   <w:style w:type="character" w:default="1" w:styleId="DefaultParagraphFont">
     <w:name w:val="Default Paragraph Font"/>
     <w:uiPriority w:val="1"/>
-    <w:semiHidden/>
     <w:unhideWhenUsed/>
   </w:style>
   <w:style w:type="table" w:default="1" w:styleId="TableNormal">
@@ -5833,6 +6567,25 @@
     <w:basedOn w:val="DefaultParagraphFont"/>
     <w:rsid w:val="00EE0DEC"/>
   </w:style>
+  <w:style w:type="table" w:styleId="TableGrid">
+    <w:name w:val="Table Grid"/>
+    <w:basedOn w:val="TableNormal"/>
+    <w:uiPriority w:val="39"/>
+    <w:rsid w:val="00F11517"/>
+    <w:pPr>
+      <w:spacing w:after="0" w:line="240" w:lineRule="auto"/>
+    </w:pPr>
+    <w:tblPr>
+      <w:tblBorders>
+        <w:top w:val="single" w:sz="4" w:space="0" w:color="auto"/>
+        <w:left w:val="single" w:sz="4" w:space="0" w:color="auto"/>
+        <w:bottom w:val="single" w:sz="4" w:space="0" w:color="auto"/>
+        <w:right w:val="single" w:sz="4" w:space="0" w:color="auto"/>
+        <w:insideH w:val="single" w:sz="4" w:space="0" w:color="auto"/>
+        <w:insideV w:val="single" w:sz="4" w:space="0" w:color="auto"/>
+      </w:tblBorders>
+    </w:tblPr>
+  </w:style>
 </w:styles>
 </file>
 
